--- a/paper/Calibrated_Costs_Action_Selection.docx
+++ b/paper/Calibrated_Costs_Action_Selection.docx
@@ -727,7 +727,7 @@
           <w:sz w:val="20"/>
           <w:szCs w:val="20"/>
         </w:rPr>
-        <w:t xml:space="preserve">Because five of our eleven datasets fall at or below the row cap used for subsampling, repeated row splits are not independent replicates on those datasets. We therefore vary the model seed across replicates and additionally report a 95% bootstrap confidence interval computed by resampling evaluated cells, which remains valid for a single run of a small table.</w:t>
+        <w:t xml:space="preserve">Because five of our eleven datasets fall at or below the row cap used for subsampling, repeated row splits are not independent replicates on those datasets. We therefore vary the model seed across replicates and additionally report a 95% bootstrap confidence interval computed by resampling evaluated cells, which remains valid for a single run of a small table. The intervals in Table III are of that kind, and overlapping intervals are reported as overlapping rather than as improvements.</w:t>
       </w:r>
     </w:p>
     <w:p>
@@ -2188,9 +2188,9 @@
         </w:tblBorders>
       </w:tblPr>
       <w:tblGrid>
-        <w:gridCol w:w="1800"/>
-        <w:gridCol w:w="1300"/>
-        <w:gridCol w:w="1300"/>
+        <w:gridCol w:w="1400"/>
+        <w:gridCol w:w="1500"/>
+        <w:gridCol w:w="1500"/>
       </w:tblGrid>
       <w:tr>
         <w:trPr>
@@ -2198,7 +2198,7 @@
         </w:trPr>
         <w:tc>
           <w:tcPr>
-            <w:tcW w:type="dxa" w:w="1800"/>
+            <w:tcW w:type="dxa" w:w="1400"/>
             <w:shd w:fill="E8E8E8" w:val="clear"/>
             <w:tcMar>
               <w:top w:type="dxa" w:w="20"/>
@@ -2226,7 +2226,7 @@
         </w:tc>
         <w:tc>
           <w:tcPr>
-            <w:tcW w:type="dxa" w:w="1300"/>
+            <w:tcW w:type="dxa" w:w="1500"/>
             <w:shd w:fill="E8E8E8" w:val="clear"/>
             <w:tcMar>
               <w:top w:type="dxa" w:w="20"/>
@@ -2254,7 +2254,7 @@
         </w:tc>
         <w:tc>
           <w:tcPr>
-            <w:tcW w:type="dxa" w:w="1300"/>
+            <w:tcW w:type="dxa" w:w="1500"/>
             <w:shd w:fill="E8E8E8" w:val="clear"/>
             <w:tcMar>
               <w:top w:type="dxa" w:w="20"/>
@@ -2284,7 +2284,7 @@
       <w:tr>
         <w:tc>
           <w:tcPr>
-            <w:tcW w:type="dxa" w:w="1800"/>
+            <w:tcW w:type="dxa" w:w="1400"/>
             <w:tcMar>
               <w:top w:type="dxa" w:w="20"/>
               <w:left w:type="dxa" w:w="50"/>
@@ -2311,55 +2311,55 @@
         </w:tc>
         <w:tc>
           <w:tcPr>
-            <w:tcW w:type="dxa" w:w="1300"/>
-            <w:tcMar>
-              <w:top w:type="dxa" w:w="20"/>
-              <w:left w:type="dxa" w:w="50"/>
-              <w:bottom w:type="dxa" w:w="20"/>
-              <w:right w:type="dxa" w:w="50"/>
-            </w:tcMar>
-          </w:tcPr>
-          <w:p>
-            <w:pPr>
-              <w:spacing w:after="0"/>
-              <w:jc w:val="right"/>
-            </w:pPr>
-            <w:r>
-              <w:rPr>
-                <w:rFonts w:ascii="Times New Roman" w:cs="Times New Roman" w:eastAsia="Times New Roman" w:hAnsi="Times New Roman"/>
-                <w:b w:val="false"/>
-                <w:bCs w:val="false"/>
-                <w:sz w:val="15"/>
-                <w:szCs w:val="15"/>
-              </w:rPr>
-              <w:t xml:space="preserve">0.2958</w:t>
-            </w:r>
-          </w:p>
-        </w:tc>
-        <w:tc>
-          <w:tcPr>
-            <w:tcW w:type="dxa" w:w="1300"/>
-            <w:tcMar>
-              <w:top w:type="dxa" w:w="20"/>
-              <w:left w:type="dxa" w:w="50"/>
-              <w:bottom w:type="dxa" w:w="20"/>
-              <w:right w:type="dxa" w:w="50"/>
-            </w:tcMar>
-          </w:tcPr>
-          <w:p>
-            <w:pPr>
-              <w:spacing w:after="0"/>
-              <w:jc w:val="right"/>
-            </w:pPr>
-            <w:r>
-              <w:rPr>
-                <w:rFonts w:ascii="Times New Roman" w:cs="Times New Roman" w:eastAsia="Times New Roman" w:hAnsi="Times New Roman"/>
-                <w:b w:val="false"/>
-                <w:bCs w:val="false"/>
-                <w:sz w:val="15"/>
-                <w:szCs w:val="15"/>
-              </w:rPr>
-              <w:t xml:space="preserve">0.8360</w:t>
+            <w:tcW w:type="dxa" w:w="1500"/>
+            <w:tcMar>
+              <w:top w:type="dxa" w:w="20"/>
+              <w:left w:type="dxa" w:w="50"/>
+              <w:bottom w:type="dxa" w:w="20"/>
+              <w:right w:type="dxa" w:w="50"/>
+            </w:tcMar>
+          </w:tcPr>
+          <w:p>
+            <w:pPr>
+              <w:spacing w:after="0"/>
+              <w:jc w:val="right"/>
+            </w:pPr>
+            <w:r>
+              <w:rPr>
+                <w:rFonts w:ascii="Times New Roman" w:cs="Times New Roman" w:eastAsia="Times New Roman" w:hAnsi="Times New Roman"/>
+                <w:b w:val="false"/>
+                <w:bCs w:val="false"/>
+                <w:sz w:val="15"/>
+                <w:szCs w:val="15"/>
+              </w:rPr>
+              <w:t xml:space="preserve">0.2958 [.289,.302]</w:t>
+            </w:r>
+          </w:p>
+        </w:tc>
+        <w:tc>
+          <w:tcPr>
+            <w:tcW w:type="dxa" w:w="1500"/>
+            <w:tcMar>
+              <w:top w:type="dxa" w:w="20"/>
+              <w:left w:type="dxa" w:w="50"/>
+              <w:bottom w:type="dxa" w:w="20"/>
+              <w:right w:type="dxa" w:w="50"/>
+            </w:tcMar>
+          </w:tcPr>
+          <w:p>
+            <w:pPr>
+              <w:spacing w:after="0"/>
+              <w:jc w:val="right"/>
+            </w:pPr>
+            <w:r>
+              <w:rPr>
+                <w:rFonts w:ascii="Times New Roman" w:cs="Times New Roman" w:eastAsia="Times New Roman" w:hAnsi="Times New Roman"/>
+                <w:b w:val="false"/>
+                <w:bCs w:val="false"/>
+                <w:sz w:val="15"/>
+                <w:szCs w:val="15"/>
+              </w:rPr>
+              <w:t xml:space="preserve">0.8360 [.828,.844]</w:t>
             </w:r>
           </w:p>
         </w:tc>
@@ -2367,7 +2367,7 @@
       <w:tr>
         <w:tc>
           <w:tcPr>
-            <w:tcW w:type="dxa" w:w="1800"/>
+            <w:tcW w:type="dxa" w:w="1400"/>
             <w:tcMar>
               <w:top w:type="dxa" w:w="20"/>
               <w:left w:type="dxa" w:w="50"/>
@@ -2394,55 +2394,55 @@
         </w:tc>
         <w:tc>
           <w:tcPr>
-            <w:tcW w:type="dxa" w:w="1300"/>
-            <w:tcMar>
-              <w:top w:type="dxa" w:w="20"/>
-              <w:left w:type="dxa" w:w="50"/>
-              <w:bottom w:type="dxa" w:w="20"/>
-              <w:right w:type="dxa" w:w="50"/>
-            </w:tcMar>
-          </w:tcPr>
-          <w:p>
-            <w:pPr>
-              <w:spacing w:after="0"/>
-              <w:jc w:val="right"/>
-            </w:pPr>
-            <w:r>
-              <w:rPr>
-                <w:rFonts w:ascii="Times New Roman" w:cs="Times New Roman" w:eastAsia="Times New Roman" w:hAnsi="Times New Roman"/>
-                <w:b w:val="false"/>
-                <w:bCs w:val="false"/>
-                <w:sz w:val="15"/>
-                <w:szCs w:val="15"/>
-              </w:rPr>
-              <w:t xml:space="preserve">0.2632</w:t>
-            </w:r>
-          </w:p>
-        </w:tc>
-        <w:tc>
-          <w:tcPr>
-            <w:tcW w:type="dxa" w:w="1300"/>
-            <w:tcMar>
-              <w:top w:type="dxa" w:w="20"/>
-              <w:left w:type="dxa" w:w="50"/>
-              <w:bottom w:type="dxa" w:w="20"/>
-              <w:right w:type="dxa" w:w="50"/>
-            </w:tcMar>
-          </w:tcPr>
-          <w:p>
-            <w:pPr>
-              <w:spacing w:after="0"/>
-              <w:jc w:val="right"/>
-            </w:pPr>
-            <w:r>
-              <w:rPr>
-                <w:rFonts w:ascii="Times New Roman" w:cs="Times New Roman" w:eastAsia="Times New Roman" w:hAnsi="Times New Roman"/>
-                <w:b w:val="false"/>
-                <w:bCs w:val="false"/>
-                <w:sz w:val="15"/>
-                <w:szCs w:val="15"/>
-              </w:rPr>
-              <w:t xml:space="preserve">0.4974</w:t>
+            <w:tcW w:type="dxa" w:w="1500"/>
+            <w:tcMar>
+              <w:top w:type="dxa" w:w="20"/>
+              <w:left w:type="dxa" w:w="50"/>
+              <w:bottom w:type="dxa" w:w="20"/>
+              <w:right w:type="dxa" w:w="50"/>
+            </w:tcMar>
+          </w:tcPr>
+          <w:p>
+            <w:pPr>
+              <w:spacing w:after="0"/>
+              <w:jc w:val="right"/>
+            </w:pPr>
+            <w:r>
+              <w:rPr>
+                <w:rFonts w:ascii="Times New Roman" w:cs="Times New Roman" w:eastAsia="Times New Roman" w:hAnsi="Times New Roman"/>
+                <w:b w:val="false"/>
+                <w:bCs w:val="false"/>
+                <w:sz w:val="15"/>
+                <w:szCs w:val="15"/>
+              </w:rPr>
+              <w:t xml:space="preserve">0.2632 [.225,.303]</w:t>
+            </w:r>
+          </w:p>
+        </w:tc>
+        <w:tc>
+          <w:tcPr>
+            <w:tcW w:type="dxa" w:w="1500"/>
+            <w:tcMar>
+              <w:top w:type="dxa" w:w="20"/>
+              <w:left w:type="dxa" w:w="50"/>
+              <w:bottom w:type="dxa" w:w="20"/>
+              <w:right w:type="dxa" w:w="50"/>
+            </w:tcMar>
+          </w:tcPr>
+          <w:p>
+            <w:pPr>
+              <w:spacing w:after="0"/>
+              <w:jc w:val="right"/>
+            </w:pPr>
+            <w:r>
+              <w:rPr>
+                <w:rFonts w:ascii="Times New Roman" w:cs="Times New Roman" w:eastAsia="Times New Roman" w:hAnsi="Times New Roman"/>
+                <w:b w:val="false"/>
+                <w:bCs w:val="false"/>
+                <w:sz w:val="15"/>
+                <w:szCs w:val="15"/>
+              </w:rPr>
+              <w:t xml:space="preserve">0.4974 [.454,.542]</w:t>
             </w:r>
           </w:p>
         </w:tc>
@@ -2450,7 +2450,7 @@
       <w:tr>
         <w:tc>
           <w:tcPr>
-            <w:tcW w:type="dxa" w:w="1800"/>
+            <w:tcW w:type="dxa" w:w="1400"/>
             <w:tcMar>
               <w:top w:type="dxa" w:w="20"/>
               <w:left w:type="dxa" w:w="50"/>
@@ -2477,55 +2477,55 @@
         </w:tc>
         <w:tc>
           <w:tcPr>
-            <w:tcW w:type="dxa" w:w="1300"/>
-            <w:tcMar>
-              <w:top w:type="dxa" w:w="20"/>
-              <w:left w:type="dxa" w:w="50"/>
-              <w:bottom w:type="dxa" w:w="20"/>
-              <w:right w:type="dxa" w:w="50"/>
-            </w:tcMar>
-          </w:tcPr>
-          <w:p>
-            <w:pPr>
-              <w:spacing w:after="0"/>
-              <w:jc w:val="right"/>
-            </w:pPr>
-            <w:r>
-              <w:rPr>
-                <w:rFonts w:ascii="Times New Roman" w:cs="Times New Roman" w:eastAsia="Times New Roman" w:hAnsi="Times New Roman"/>
-                <w:b w:val="false"/>
-                <w:bCs w:val="false"/>
-                <w:sz w:val="15"/>
-                <w:szCs w:val="15"/>
-              </w:rPr>
-              <w:t xml:space="preserve">0.4104</w:t>
-            </w:r>
-          </w:p>
-        </w:tc>
-        <w:tc>
-          <w:tcPr>
-            <w:tcW w:type="dxa" w:w="1300"/>
-            <w:tcMar>
-              <w:top w:type="dxa" w:w="20"/>
-              <w:left w:type="dxa" w:w="50"/>
-              <w:bottom w:type="dxa" w:w="20"/>
-              <w:right w:type="dxa" w:w="50"/>
-            </w:tcMar>
-          </w:tcPr>
-          <w:p>
-            <w:pPr>
-              <w:spacing w:after="0"/>
-              <w:jc w:val="right"/>
-            </w:pPr>
-            <w:r>
-              <w:rPr>
-                <w:rFonts w:ascii="Times New Roman" w:cs="Times New Roman" w:eastAsia="Times New Roman" w:hAnsi="Times New Roman"/>
-                <w:b w:val="false"/>
-                <w:bCs w:val="false"/>
-                <w:sz w:val="15"/>
-                <w:szCs w:val="15"/>
-              </w:rPr>
-              <w:t xml:space="preserve">0.5087</w:t>
+            <w:tcW w:type="dxa" w:w="1500"/>
+            <w:tcMar>
+              <w:top w:type="dxa" w:w="20"/>
+              <w:left w:type="dxa" w:w="50"/>
+              <w:bottom w:type="dxa" w:w="20"/>
+              <w:right w:type="dxa" w:w="50"/>
+            </w:tcMar>
+          </w:tcPr>
+          <w:p>
+            <w:pPr>
+              <w:spacing w:after="0"/>
+              <w:jc w:val="right"/>
+            </w:pPr>
+            <w:r>
+              <w:rPr>
+                <w:rFonts w:ascii="Times New Roman" w:cs="Times New Roman" w:eastAsia="Times New Roman" w:hAnsi="Times New Roman"/>
+                <w:b w:val="false"/>
+                <w:bCs w:val="false"/>
+                <w:sz w:val="15"/>
+                <w:szCs w:val="15"/>
+              </w:rPr>
+              <w:t xml:space="preserve">0.4104 [.395,.427]</w:t>
+            </w:r>
+          </w:p>
+        </w:tc>
+        <w:tc>
+          <w:tcPr>
+            <w:tcW w:type="dxa" w:w="1500"/>
+            <w:tcMar>
+              <w:top w:type="dxa" w:w="20"/>
+              <w:left w:type="dxa" w:w="50"/>
+              <w:bottom w:type="dxa" w:w="20"/>
+              <w:right w:type="dxa" w:w="50"/>
+            </w:tcMar>
+          </w:tcPr>
+          <w:p>
+            <w:pPr>
+              <w:spacing w:after="0"/>
+              <w:jc w:val="right"/>
+            </w:pPr>
+            <w:r>
+              <w:rPr>
+                <w:rFonts w:ascii="Times New Roman" w:cs="Times New Roman" w:eastAsia="Times New Roman" w:hAnsi="Times New Roman"/>
+                <w:b w:val="false"/>
+                <w:bCs w:val="false"/>
+                <w:sz w:val="15"/>
+                <w:szCs w:val="15"/>
+              </w:rPr>
+              <w:t xml:space="preserve">0.5087 [.492,.526]</w:t>
             </w:r>
           </w:p>
         </w:tc>
@@ -2533,7 +2533,7 @@
       <w:tr>
         <w:tc>
           <w:tcPr>
-            <w:tcW w:type="dxa" w:w="1800"/>
+            <w:tcW w:type="dxa" w:w="1400"/>
             <w:tcMar>
               <w:top w:type="dxa" w:w="20"/>
               <w:left w:type="dxa" w:w="50"/>
@@ -2560,55 +2560,55 @@
         </w:tc>
         <w:tc>
           <w:tcPr>
-            <w:tcW w:type="dxa" w:w="1300"/>
-            <w:tcMar>
-              <w:top w:type="dxa" w:w="20"/>
-              <w:left w:type="dxa" w:w="50"/>
-              <w:bottom w:type="dxa" w:w="20"/>
-              <w:right w:type="dxa" w:w="50"/>
-            </w:tcMar>
-          </w:tcPr>
-          <w:p>
-            <w:pPr>
-              <w:spacing w:after="0"/>
-              <w:jc w:val="right"/>
-            </w:pPr>
-            <w:r>
-              <w:rPr>
-                <w:rFonts w:ascii="Times New Roman" w:cs="Times New Roman" w:eastAsia="Times New Roman" w:hAnsi="Times New Roman"/>
-                <w:b w:val="false"/>
-                <w:bCs w:val="false"/>
-                <w:sz w:val="15"/>
-                <w:szCs w:val="15"/>
-              </w:rPr>
-              <w:t xml:space="preserve">0.0931</w:t>
-            </w:r>
-          </w:p>
-        </w:tc>
-        <w:tc>
-          <w:tcPr>
-            <w:tcW w:type="dxa" w:w="1300"/>
-            <w:tcMar>
-              <w:top w:type="dxa" w:w="20"/>
-              <w:left w:type="dxa" w:w="50"/>
-              <w:bottom w:type="dxa" w:w="20"/>
-              <w:right w:type="dxa" w:w="50"/>
-            </w:tcMar>
-          </w:tcPr>
-          <w:p>
-            <w:pPr>
-              <w:spacing w:after="0"/>
-              <w:jc w:val="right"/>
-            </w:pPr>
-            <w:r>
-              <w:rPr>
-                <w:rFonts w:ascii="Times New Roman" w:cs="Times New Roman" w:eastAsia="Times New Roman" w:hAnsi="Times New Roman"/>
-                <w:b w:val="false"/>
-                <w:bCs w:val="false"/>
-                <w:sz w:val="15"/>
-                <w:szCs w:val="15"/>
-              </w:rPr>
-              <w:t xml:space="preserve">0.1639</w:t>
+            <w:tcW w:type="dxa" w:w="1500"/>
+            <w:tcMar>
+              <w:top w:type="dxa" w:w="20"/>
+              <w:left w:type="dxa" w:w="50"/>
+              <w:bottom w:type="dxa" w:w="20"/>
+              <w:right w:type="dxa" w:w="50"/>
+            </w:tcMar>
+          </w:tcPr>
+          <w:p>
+            <w:pPr>
+              <w:spacing w:after="0"/>
+              <w:jc w:val="right"/>
+            </w:pPr>
+            <w:r>
+              <w:rPr>
+                <w:rFonts w:ascii="Times New Roman" w:cs="Times New Roman" w:eastAsia="Times New Roman" w:hAnsi="Times New Roman"/>
+                <w:b w:val="false"/>
+                <w:bCs w:val="false"/>
+                <w:sz w:val="15"/>
+                <w:szCs w:val="15"/>
+              </w:rPr>
+              <w:t xml:space="preserve">0.0931 [.086,.100]</w:t>
+            </w:r>
+          </w:p>
+        </w:tc>
+        <w:tc>
+          <w:tcPr>
+            <w:tcW w:type="dxa" w:w="1500"/>
+            <w:tcMar>
+              <w:top w:type="dxa" w:w="20"/>
+              <w:left w:type="dxa" w:w="50"/>
+              <w:bottom w:type="dxa" w:w="20"/>
+              <w:right w:type="dxa" w:w="50"/>
+            </w:tcMar>
+          </w:tcPr>
+          <w:p>
+            <w:pPr>
+              <w:spacing w:after="0"/>
+              <w:jc w:val="right"/>
+            </w:pPr>
+            <w:r>
+              <w:rPr>
+                <w:rFonts w:ascii="Times New Roman" w:cs="Times New Roman" w:eastAsia="Times New Roman" w:hAnsi="Times New Roman"/>
+                <w:b w:val="false"/>
+                <w:bCs w:val="false"/>
+                <w:sz w:val="15"/>
+                <w:szCs w:val="15"/>
+              </w:rPr>
+              <w:t xml:space="preserve">0.1639 [.152,.177]</w:t>
             </w:r>
           </w:p>
         </w:tc>
@@ -2616,7 +2616,7 @@
       <w:tr>
         <w:tc>
           <w:tcPr>
-            <w:tcW w:type="dxa" w:w="1800"/>
+            <w:tcW w:type="dxa" w:w="1400"/>
             <w:tcMar>
               <w:top w:type="dxa" w:w="20"/>
               <w:left w:type="dxa" w:w="50"/>
@@ -2643,55 +2643,55 @@
         </w:tc>
         <w:tc>
           <w:tcPr>
-            <w:tcW w:type="dxa" w:w="1300"/>
-            <w:tcMar>
-              <w:top w:type="dxa" w:w="20"/>
-              <w:left w:type="dxa" w:w="50"/>
-              <w:bottom w:type="dxa" w:w="20"/>
-              <w:right w:type="dxa" w:w="50"/>
-            </w:tcMar>
-          </w:tcPr>
-          <w:p>
-            <w:pPr>
-              <w:spacing w:after="0"/>
-              <w:jc w:val="right"/>
-            </w:pPr>
-            <w:r>
-              <w:rPr>
-                <w:rFonts w:ascii="Times New Roman" w:cs="Times New Roman" w:eastAsia="Times New Roman" w:hAnsi="Times New Roman"/>
-                <w:b w:val="false"/>
-                <w:bCs w:val="false"/>
-                <w:sz w:val="15"/>
-                <w:szCs w:val="15"/>
-              </w:rPr>
-              <w:t xml:space="preserve">0.0489</w:t>
-            </w:r>
-          </w:p>
-        </w:tc>
-        <w:tc>
-          <w:tcPr>
-            <w:tcW w:type="dxa" w:w="1300"/>
-            <w:tcMar>
-              <w:top w:type="dxa" w:w="20"/>
-              <w:left w:type="dxa" w:w="50"/>
-              <w:bottom w:type="dxa" w:w="20"/>
-              <w:right w:type="dxa" w:w="50"/>
-            </w:tcMar>
-          </w:tcPr>
-          <w:p>
-            <w:pPr>
-              <w:spacing w:after="0"/>
-              <w:jc w:val="right"/>
-            </w:pPr>
-            <w:r>
-              <w:rPr>
-                <w:rFonts w:ascii="Times New Roman" w:cs="Times New Roman" w:eastAsia="Times New Roman" w:hAnsi="Times New Roman"/>
-                <w:b w:val="false"/>
-                <w:bCs w:val="false"/>
-                <w:sz w:val="15"/>
-                <w:szCs w:val="15"/>
-              </w:rPr>
-              <w:t xml:space="preserve">0.0712</w:t>
+            <w:tcW w:type="dxa" w:w="1500"/>
+            <w:tcMar>
+              <w:top w:type="dxa" w:w="20"/>
+              <w:left w:type="dxa" w:w="50"/>
+              <w:bottom w:type="dxa" w:w="20"/>
+              <w:right w:type="dxa" w:w="50"/>
+            </w:tcMar>
+          </w:tcPr>
+          <w:p>
+            <w:pPr>
+              <w:spacing w:after="0"/>
+              <w:jc w:val="right"/>
+            </w:pPr>
+            <w:r>
+              <w:rPr>
+                <w:rFonts w:ascii="Times New Roman" w:cs="Times New Roman" w:eastAsia="Times New Roman" w:hAnsi="Times New Roman"/>
+                <w:b w:val="false"/>
+                <w:bCs w:val="false"/>
+                <w:sz w:val="15"/>
+                <w:szCs w:val="15"/>
+              </w:rPr>
+              <w:t xml:space="preserve">0.0739 [.014,.160]</w:t>
+            </w:r>
+          </w:p>
+        </w:tc>
+        <w:tc>
+          <w:tcPr>
+            <w:tcW w:type="dxa" w:w="1500"/>
+            <w:tcMar>
+              <w:top w:type="dxa" w:w="20"/>
+              <w:left w:type="dxa" w:w="50"/>
+              <w:bottom w:type="dxa" w:w="20"/>
+              <w:right w:type="dxa" w:w="50"/>
+            </w:tcMar>
+          </w:tcPr>
+          <w:p>
+            <w:pPr>
+              <w:spacing w:after="0"/>
+              <w:jc w:val="right"/>
+            </w:pPr>
+            <w:r>
+              <w:rPr>
+                <w:rFonts w:ascii="Times New Roman" w:cs="Times New Roman" w:eastAsia="Times New Roman" w:hAnsi="Times New Roman"/>
+                <w:b w:val="false"/>
+                <w:bCs w:val="false"/>
+                <w:sz w:val="15"/>
+                <w:szCs w:val="15"/>
+              </w:rPr>
+              <w:t xml:space="preserve">0.0966 [.024,.192]</w:t>
             </w:r>
           </w:p>
         </w:tc>
@@ -2699,7 +2699,7 @@
       <w:tr>
         <w:tc>
           <w:tcPr>
-            <w:tcW w:type="dxa" w:w="1800"/>
+            <w:tcW w:type="dxa" w:w="1400"/>
             <w:tcMar>
               <w:top w:type="dxa" w:w="20"/>
               <w:left w:type="dxa" w:w="50"/>
@@ -2726,55 +2726,55 @@
         </w:tc>
         <w:tc>
           <w:tcPr>
-            <w:tcW w:type="dxa" w:w="1300"/>
-            <w:tcMar>
-              <w:top w:type="dxa" w:w="20"/>
-              <w:left w:type="dxa" w:w="50"/>
-              <w:bottom w:type="dxa" w:w="20"/>
-              <w:right w:type="dxa" w:w="50"/>
-            </w:tcMar>
-          </w:tcPr>
-          <w:p>
-            <w:pPr>
-              <w:spacing w:after="0"/>
-              <w:jc w:val="right"/>
-            </w:pPr>
-            <w:r>
-              <w:rPr>
-                <w:rFonts w:ascii="Times New Roman" w:cs="Times New Roman" w:eastAsia="Times New Roman" w:hAnsi="Times New Roman"/>
-                <w:b w:val="false"/>
-                <w:bCs w:val="false"/>
-                <w:sz w:val="15"/>
-                <w:szCs w:val="15"/>
-              </w:rPr>
-              <w:t xml:space="preserve">0.0860</w:t>
-            </w:r>
-          </w:p>
-        </w:tc>
-        <w:tc>
-          <w:tcPr>
-            <w:tcW w:type="dxa" w:w="1300"/>
-            <w:tcMar>
-              <w:top w:type="dxa" w:w="20"/>
-              <w:left w:type="dxa" w:w="50"/>
-              <w:bottom w:type="dxa" w:w="20"/>
-              <w:right w:type="dxa" w:w="50"/>
-            </w:tcMar>
-          </w:tcPr>
-          <w:p>
-            <w:pPr>
-              <w:spacing w:after="0"/>
-              <w:jc w:val="right"/>
-            </w:pPr>
-            <w:r>
-              <w:rPr>
-                <w:rFonts w:ascii="Times New Roman" w:cs="Times New Roman" w:eastAsia="Times New Roman" w:hAnsi="Times New Roman"/>
-                <w:b w:val="false"/>
-                <w:bCs w:val="false"/>
-                <w:sz w:val="15"/>
-                <w:szCs w:val="15"/>
-              </w:rPr>
-              <w:t xml:space="preserve">0.0855</w:t>
+            <w:tcW w:type="dxa" w:w="1500"/>
+            <w:tcMar>
+              <w:top w:type="dxa" w:w="20"/>
+              <w:left w:type="dxa" w:w="50"/>
+              <w:bottom w:type="dxa" w:w="20"/>
+              <w:right w:type="dxa" w:w="50"/>
+            </w:tcMar>
+          </w:tcPr>
+          <w:p>
+            <w:pPr>
+              <w:spacing w:after="0"/>
+              <w:jc w:val="right"/>
+            </w:pPr>
+            <w:r>
+              <w:rPr>
+                <w:rFonts w:ascii="Times New Roman" w:cs="Times New Roman" w:eastAsia="Times New Roman" w:hAnsi="Times New Roman"/>
+                <w:b w:val="false"/>
+                <w:bCs w:val="false"/>
+                <w:sz w:val="15"/>
+                <w:szCs w:val="15"/>
+              </w:rPr>
+              <w:t xml:space="preserve">0.0872 [.081,.094]</w:t>
+            </w:r>
+          </w:p>
+        </w:tc>
+        <w:tc>
+          <w:tcPr>
+            <w:tcW w:type="dxa" w:w="1500"/>
+            <w:tcMar>
+              <w:top w:type="dxa" w:w="20"/>
+              <w:left w:type="dxa" w:w="50"/>
+              <w:bottom w:type="dxa" w:w="20"/>
+              <w:right w:type="dxa" w:w="50"/>
+            </w:tcMar>
+          </w:tcPr>
+          <w:p>
+            <w:pPr>
+              <w:spacing w:after="0"/>
+              <w:jc w:val="right"/>
+            </w:pPr>
+            <w:r>
+              <w:rPr>
+                <w:rFonts w:ascii="Times New Roman" w:cs="Times New Roman" w:eastAsia="Times New Roman" w:hAnsi="Times New Roman"/>
+                <w:b w:val="false"/>
+                <w:bCs w:val="false"/>
+                <w:sz w:val="15"/>
+                <w:szCs w:val="15"/>
+              </w:rPr>
+              <w:t xml:space="preserve">0.0876 [.082,.094]</w:t>
             </w:r>
           </w:p>
         </w:tc>
@@ -2792,7 +2792,7 @@
           <w:sz w:val="20"/>
           <w:szCs w:val="20"/>
         </w:rPr>
-        <w:t xml:space="preserve">Flights is the clearest case: the conditional model scores no columns at all there, so its 0.2958 is simply the prevalence. Scope must be stated plainly, however. The fallback is gated to abstain on columns where it cannot discriminate, and even so Movies regresses slightly, because the fallback also scores columns that contain no errors. On two datasets a pure rarity baseline matches or beats it. This is a targeted extension, not a general detector.</w:t>
+        <w:t xml:space="preserve">Flights is the clearest case: the conditional model scores no columns at all there, so its 0.2958 is simply the prevalence. On Flights and Hospital the intervals before and after are disjoint, so those gains are separated rather than merely larger point estimates. Elsewhere the picture is weaker and the scope must be stated plainly. On Tax and Movies the intervals overlap, so no improvement is claimed there; on two datasets a pure rarity baseline matches or beats the fallback; and the detector must be gated to abstain on columns where it cannot discriminate, because it otherwise scores columns containing no errors at all and displaces true positives in the ranking. This is a targeted extension for text-heavy tables, not a general detector.</w:t>
       </w:r>
     </w:p>
     <w:p>

--- a/paper/Calibrated_Costs_Action_Selection.docx
+++ b/paper/Calibrated_Costs_Action_Selection.docx
@@ -307,7 +307,7 @@
           <w:sz w:val="18"/>
           <w:szCs w:val="18"/>
         </w:rPr>
-        <w:t xml:space="preserve">Automated data repair systems are normally judged on how accurately they correct values. We argue, and show empirically, that the harder and more consequential problem is deciding whether to act at all. We present a pipeline that attaches two calibrated probabilities to every flagged cell — the probability that a proposed repair is correct, and the probability that the cell is genuinely corrupted — and selects among three actions (automatic repair, human review, abstention) by minimising expected cost. On three benchmark datasets the resulting policy is the only one of five candidate policies that is never badly beaten, attaining zero worst-case regret, and this holds when every clean-data advantage is removed from the detector. We then report a negative result we consider equally important: five successive mechanisms for identifying which column is corrupted all failed, each absorbing a different column-specific nuisance quantity rather than the corruption signal. Using a Bayes-optimal ceiling computed from a known corruption process, we show that within a corrupted column our detector already captures 77.9% of the attainable signal, so the residual loss is almost entirely a column-selection problem. Finally we contribute a string-structure fallback detector that covers columns the conditional model cannot represent, raising whole-table PR-AUC on one dataset from chance to 0.8360. We do not claim a competitive detector: against Raha at an equal 20-label budget we win one dataset of four.</w:t>
+        <w:t xml:space="preserve">Automated data repair systems are normally judged on how accurately they correct values. We argue, and show empirically, that the harder and more consequential problem is deciding whether to act at all. We present a pipeline that attaches two calibrated probabilities to every flagged cell — the probability that a proposed repair is correct, and the probability that the cell is genuinely corrupted — and selects among three actions (automatic repair, human review, abstention) by minimising expected cost. Evaluated on total harm, which prices undetected corruption rather than hiding it, the policy is best or tied-best in 74 of 75 cost configurations across three datasets, against six alternatives including fixed rules and confidence thresholds. An ablation isolates the contribution of calibration: driving the identical cost rule with raw confidence instead of the calibrated probability is never better and is strictly worse in 29 of 75 configurations. We then report a negative result we consider equally important: five successive mechanisms for identifying which column is corrupted all failed, each absorbing a different column-specific nuisance quantity rather than the corruption signal. Using a Bayes-optimal ceiling computed from a known corruption process we show that within a corrupted column the detector already captures 77.9% of the attainable signal, so the residual loss is almost entirely a column-selection problem. Finally we contribute a string-structure fallback for columns a conditional model cannot represent, which on two datasets yields separated improvements and on others does not. We do not claim a competitive error detector; the contribution is the decision layer and the measured boundary around it.</w:t>
       </w:r>
     </w:p>
     <w:p>
@@ -440,7 +440,7 @@
           <w:sz w:val="20"/>
           <w:szCs w:val="20"/>
         </w:rPr>
-        <w:t xml:space="preserve">Rule-based and constraint-based cleaners such as NADEEF [1] and HoloClean [2] detect violations of user-supplied denial constraints and functional dependencies. Raha [3] runs many configurations of several base detectors, treats their outputs as a per-cell feature vector, and learns a classifier from roughly twenty labelled tuples; its companion Baran [4] handles repair. ED2 [5] adds active learning, including a component that selects which column to label next. HoloDetect [6] learns a corruption policy from the dirty table itself and trains a detector on synthesised errors, reporting that a learned augmentation policy substantially outperforms random transformations.</w:t>
+        <w:t xml:space="preserve">Rule-based and constraint-based cleaners such as NADEEF [1] and HoloClean [2] detect violations of user-supplied denial constraints and functional dependencies. Mahdavi et al. [3] run many configurations of several base detectors, treat their outputs as a per-cell feature vector, and learn a classifier from roughly twenty labelled tuples; a companion system [4] handles repair. ED2 [5] adds active learning, including a component that selects which column to label next. HoloDetect [6] learns a corruption policy from the dirty table itself and trains a detector on synthesised errors, reporting that a learned augmentation policy substantially outperforms random transformations.</w:t>
       </w:r>
     </w:p>
     <w:p>
@@ -727,7 +727,7 @@
           <w:sz w:val="20"/>
           <w:szCs w:val="20"/>
         </w:rPr>
-        <w:t xml:space="preserve">Because five of our eleven datasets fall at or below the row cap used for subsampling, repeated row splits are not independent replicates on those datasets. We therefore vary the model seed across replicates and additionally report a 95% bootstrap confidence interval computed by resampling evaluated cells, which remains valid for a single run of a small table. The intervals in Table III are of that kind, and overlapping intervals are reported as overlapping rather than as improvements.</w:t>
+        <w:t xml:space="preserve">Because five of our eleven datasets fall at or below the row cap used for subsampling, repeated row splits are not independent replicates on those datasets. We therefore vary the model seed across replicates and additionally report a 95% bootstrap confidence interval computed by resampling evaluated cells, which remains valid for a single run of a small table. The intervals in Table IV are of that kind, and overlapping intervals are reported as overlapping rather than as improvements.</w:t>
       </w:r>
     </w:p>
     <w:p>
@@ -772,7 +772,22 @@
           <w:sz w:val="20"/>
           <w:szCs w:val="20"/>
         </w:rPr>
-        <w:t xml:space="preserve">Table I reports realised cost in penalty units. Regret is the excess over the best policy for that dataset, so zero means the policy was never beaten.</w:t>
+        <w:t xml:space="preserve">Every policy is scored on total harm, which charges wrong auto-repairs, human reviews, and every corrupted cell left unrepaired — including corruption the detector never flagged. That last term is what prevents a policy that detects nothing from appearing cheap, and we carry a do-nothing reference line for the same reason.</w:t>
+      </w:r>
+    </w:p>
+    <w:p>
+      <w:pPr>
+        <w:spacing w:after="0" w:line="240"/>
+        <w:ind w:firstLine="200"/>
+        <w:jc w:val="both"/>
+      </w:pPr>
+      <w:r>
+        <w:rPr>
+          <w:rFonts w:ascii="Times New Roman" w:cs="Times New Roman" w:eastAsia="Times New Roman" w:hAnsi="Times New Roman"/>
+          <w:sz w:val="20"/>
+          <w:szCs w:val="20"/>
+        </w:rPr>
+        <w:t xml:space="preserve">Because a single cost setting proves little, we sweep the two ratios that matter. Fixing C_human = 1, C_wrong takes values in {2, 5, 10, 25, 50} and C_abstain in {0.5, 1, 2, 5, 10}, giving 25 configurations per dataset and 75 in total. Table I counts how often each policy is best or tied-best.</w:t>
       </w:r>
     </w:p>
     <w:p>
@@ -786,12 +801,12 @@
           <w:sz w:val="16"/>
           <w:szCs w:val="16"/>
         </w:rPr>
-        <w:t xml:space="preserve">TABLE I.	REALISED COST AND WORST-CASE REGRET</w:t>
+        <w:t xml:space="preserve">TABLE I.	TIMES BEST OR TIED-BEST ON TOTAL HARM, OF 25 COST CONFIGURATIONS PER DATASET</w:t>
       </w:r>
     </w:p>
     <w:tbl>
       <w:tblPr>
-        <w:tblW w:type="dxa" w:w="5100"/>
+        <w:tblW w:type="dxa" w:w="4800"/>
         <w:tblBorders>
           <w:top w:val="single" w:sz="4"/>
           <w:left w:val="none"/>
@@ -802,11 +817,11 @@
         </w:tblBorders>
       </w:tblPr>
       <w:tblGrid>
-        <w:gridCol w:w="1500"/>
-        <w:gridCol w:w="800"/>
+        <w:gridCol w:w="1400"/>
         <w:gridCol w:w="900"/>
         <w:gridCol w:w="900"/>
-        <w:gridCol w:w="1000"/>
+        <w:gridCol w:w="800"/>
+        <w:gridCol w:w="800"/>
       </w:tblGrid>
       <w:tr>
         <w:trPr>
@@ -814,7 +829,7 @@
         </w:trPr>
         <w:tc>
           <w:tcPr>
-            <w:tcW w:type="dxa" w:w="1500"/>
+            <w:tcW w:type="dxa" w:w="1400"/>
             <w:shd w:fill="E8E8E8" w:val="clear"/>
             <w:tcMar>
               <w:top w:type="dxa" w:w="20"/>
@@ -842,6 +857,62 @@
         </w:tc>
         <w:tc>
           <w:tcPr>
+            <w:tcW w:type="dxa" w:w="900"/>
+            <w:shd w:fill="E8E8E8" w:val="clear"/>
+            <w:tcMar>
+              <w:top w:type="dxa" w:w="20"/>
+              <w:left w:type="dxa" w:w="50"/>
+              <w:bottom w:type="dxa" w:w="20"/>
+              <w:right w:type="dxa" w:w="50"/>
+            </w:tcMar>
+          </w:tcPr>
+          <w:p>
+            <w:pPr>
+              <w:spacing w:after="0"/>
+              <w:jc w:val="right"/>
+            </w:pPr>
+            <w:r>
+              <w:rPr>
+                <w:rFonts w:ascii="Times New Roman" w:cs="Times New Roman" w:eastAsia="Times New Roman" w:hAnsi="Times New Roman"/>
+                <w:b/>
+                <w:bCs/>
+                <w:sz w:val="15"/>
+                <w:szCs w:val="15"/>
+              </w:rPr>
+              <w:t xml:space="preserve">Breast C.</w:t>
+            </w:r>
+          </w:p>
+        </w:tc>
+        <w:tc>
+          <w:tcPr>
+            <w:tcW w:type="dxa" w:w="900"/>
+            <w:shd w:fill="E8E8E8" w:val="clear"/>
+            <w:tcMar>
+              <w:top w:type="dxa" w:w="20"/>
+              <w:left w:type="dxa" w:w="50"/>
+              <w:bottom w:type="dxa" w:w="20"/>
+              <w:right w:type="dxa" w:w="50"/>
+            </w:tcMar>
+          </w:tcPr>
+          <w:p>
+            <w:pPr>
+              <w:spacing w:after="0"/>
+              <w:jc w:val="right"/>
+            </w:pPr>
+            <w:r>
+              <w:rPr>
+                <w:rFonts w:ascii="Times New Roman" w:cs="Times New Roman" w:eastAsia="Times New Roman" w:hAnsi="Times New Roman"/>
+                <w:b/>
+                <w:bCs/>
+                <w:sz w:val="15"/>
+                <w:szCs w:val="15"/>
+              </w:rPr>
+              <w:t xml:space="preserve">Smart F.</w:t>
+            </w:r>
+          </w:p>
+        </w:tc>
+        <w:tc>
+          <w:tcPr>
             <w:tcW w:type="dxa" w:w="800"/>
             <w:shd w:fill="E8E8E8" w:val="clear"/>
             <w:tcMar>
@@ -870,7 +941,7 @@
         </w:tc>
         <w:tc>
           <w:tcPr>
-            <w:tcW w:type="dxa" w:w="900"/>
+            <w:tcW w:type="dxa" w:w="800"/>
             <w:shd w:fill="E8E8E8" w:val="clear"/>
             <w:tcMar>
               <w:top w:type="dxa" w:w="20"/>
@@ -892,63 +963,7 @@
                 <w:sz w:val="15"/>
                 <w:szCs w:val="15"/>
               </w:rPr>
-              <w:t xml:space="preserve">Breast C.</w:t>
-            </w:r>
-          </w:p>
-        </w:tc>
-        <w:tc>
-          <w:tcPr>
-            <w:tcW w:type="dxa" w:w="900"/>
-            <w:shd w:fill="E8E8E8" w:val="clear"/>
-            <w:tcMar>
-              <w:top w:type="dxa" w:w="20"/>
-              <w:left w:type="dxa" w:w="50"/>
-              <w:bottom w:type="dxa" w:w="20"/>
-              <w:right w:type="dxa" w:w="50"/>
-            </w:tcMar>
-          </w:tcPr>
-          <w:p>
-            <w:pPr>
-              <w:spacing w:after="0"/>
-              <w:jc w:val="right"/>
-            </w:pPr>
-            <w:r>
-              <w:rPr>
-                <w:rFonts w:ascii="Times New Roman" w:cs="Times New Roman" w:eastAsia="Times New Roman" w:hAnsi="Times New Roman"/>
-                <w:b/>
-                <w:bCs/>
-                <w:sz w:val="15"/>
-                <w:szCs w:val="15"/>
-              </w:rPr>
-              <w:t xml:space="preserve">Smart F.</w:t>
-            </w:r>
-          </w:p>
-        </w:tc>
-        <w:tc>
-          <w:tcPr>
-            <w:tcW w:type="dxa" w:w="1000"/>
-            <w:shd w:fill="E8E8E8" w:val="clear"/>
-            <w:tcMar>
-              <w:top w:type="dxa" w:w="20"/>
-              <w:left w:type="dxa" w:w="50"/>
-              <w:bottom w:type="dxa" w:w="20"/>
-              <w:right w:type="dxa" w:w="50"/>
-            </w:tcMar>
-          </w:tcPr>
-          <w:p>
-            <w:pPr>
-              <w:spacing w:after="0"/>
-              <w:jc w:val="right"/>
-            </w:pPr>
-            <w:r>
-              <w:rPr>
-                <w:rFonts w:ascii="Times New Roman" w:cs="Times New Roman" w:eastAsia="Times New Roman" w:hAnsi="Times New Roman"/>
-                <w:b/>
-                <w:bCs/>
-                <w:sz w:val="15"/>
-                <w:szCs w:val="15"/>
-              </w:rPr>
-              <w:t xml:space="preserve">Regret</w:t>
+              <w:t xml:space="preserve">All</w:t>
             </w:r>
           </w:p>
         </w:tc>
@@ -956,7 +971,7 @@
       <w:tr>
         <w:tc>
           <w:tcPr>
-            <w:tcW w:type="dxa" w:w="1500"/>
+            <w:tcW w:type="dxa" w:w="1400"/>
             <w:tcMar>
               <w:top w:type="dxa" w:w="20"/>
               <w:left w:type="dxa" w:w="50"/>
@@ -983,6 +998,60 @@
         </w:tc>
         <w:tc>
           <w:tcPr>
+            <w:tcW w:type="dxa" w:w="900"/>
+            <w:tcMar>
+              <w:top w:type="dxa" w:w="20"/>
+              <w:left w:type="dxa" w:w="50"/>
+              <w:bottom w:type="dxa" w:w="20"/>
+              <w:right w:type="dxa" w:w="50"/>
+            </w:tcMar>
+          </w:tcPr>
+          <w:p>
+            <w:pPr>
+              <w:spacing w:after="0"/>
+              <w:jc w:val="right"/>
+            </w:pPr>
+            <w:r>
+              <w:rPr>
+                <w:rFonts w:ascii="Times New Roman" w:cs="Times New Roman" w:eastAsia="Times New Roman" w:hAnsi="Times New Roman"/>
+                <w:b w:val="false"/>
+                <w:bCs w:val="false"/>
+                <w:sz w:val="15"/>
+                <w:szCs w:val="15"/>
+              </w:rPr>
+              <w:t xml:space="preserve">24/25</w:t>
+            </w:r>
+          </w:p>
+        </w:tc>
+        <w:tc>
+          <w:tcPr>
+            <w:tcW w:type="dxa" w:w="900"/>
+            <w:tcMar>
+              <w:top w:type="dxa" w:w="20"/>
+              <w:left w:type="dxa" w:w="50"/>
+              <w:bottom w:type="dxa" w:w="20"/>
+              <w:right w:type="dxa" w:w="50"/>
+            </w:tcMar>
+          </w:tcPr>
+          <w:p>
+            <w:pPr>
+              <w:spacing w:after="0"/>
+              <w:jc w:val="right"/>
+            </w:pPr>
+            <w:r>
+              <w:rPr>
+                <w:rFonts w:ascii="Times New Roman" w:cs="Times New Roman" w:eastAsia="Times New Roman" w:hAnsi="Times New Roman"/>
+                <w:b w:val="false"/>
+                <w:bCs w:val="false"/>
+                <w:sz w:val="15"/>
+                <w:szCs w:val="15"/>
+              </w:rPr>
+              <w:t xml:space="preserve">25/25</w:t>
+            </w:r>
+          </w:p>
+        </w:tc>
+        <w:tc>
+          <w:tcPr>
             <w:tcW w:type="dxa" w:w="800"/>
             <w:tcMar>
               <w:top w:type="dxa" w:w="20"/>
@@ -1004,88 +1073,34 @@
                 <w:sz w:val="15"/>
                 <w:szCs w:val="15"/>
               </w:rPr>
-              <w:t xml:space="preserve">0</w:t>
-            </w:r>
-          </w:p>
-        </w:tc>
-        <w:tc>
-          <w:tcPr>
-            <w:tcW w:type="dxa" w:w="900"/>
-            <w:tcMar>
-              <w:top w:type="dxa" w:w="20"/>
-              <w:left w:type="dxa" w:w="50"/>
-              <w:bottom w:type="dxa" w:w="20"/>
-              <w:right w:type="dxa" w:w="50"/>
-            </w:tcMar>
-          </w:tcPr>
-          <w:p>
-            <w:pPr>
-              <w:spacing w:after="0"/>
-              <w:jc w:val="right"/>
-            </w:pPr>
-            <w:r>
-              <w:rPr>
-                <w:rFonts w:ascii="Times New Roman" w:cs="Times New Roman" w:eastAsia="Times New Roman" w:hAnsi="Times New Roman"/>
-                <w:b w:val="false"/>
-                <w:bCs w:val="false"/>
-                <w:sz w:val="15"/>
-                <w:szCs w:val="15"/>
-              </w:rPr>
-              <w:t xml:space="preserve">1,615</w:t>
-            </w:r>
-          </w:p>
-        </w:tc>
-        <w:tc>
-          <w:tcPr>
-            <w:tcW w:type="dxa" w:w="900"/>
-            <w:tcMar>
-              <w:top w:type="dxa" w:w="20"/>
-              <w:left w:type="dxa" w:w="50"/>
-              <w:bottom w:type="dxa" w:w="20"/>
-              <w:right w:type="dxa" w:w="50"/>
-            </w:tcMar>
-          </w:tcPr>
-          <w:p>
-            <w:pPr>
-              <w:spacing w:after="0"/>
-              <w:jc w:val="right"/>
-            </w:pPr>
-            <w:r>
-              <w:rPr>
-                <w:rFonts w:ascii="Times New Roman" w:cs="Times New Roman" w:eastAsia="Times New Roman" w:hAnsi="Times New Roman"/>
-                <w:b w:val="false"/>
-                <w:bCs w:val="false"/>
-                <w:sz w:val="15"/>
-                <w:szCs w:val="15"/>
-              </w:rPr>
-              <w:t xml:space="preserve">14,186</w:t>
-            </w:r>
-          </w:p>
-        </w:tc>
-        <w:tc>
-          <w:tcPr>
-            <w:tcW w:type="dxa" w:w="1000"/>
-            <w:tcMar>
-              <w:top w:type="dxa" w:w="20"/>
-              <w:left w:type="dxa" w:w="50"/>
-              <w:bottom w:type="dxa" w:w="20"/>
-              <w:right w:type="dxa" w:w="50"/>
-            </w:tcMar>
-          </w:tcPr>
-          <w:p>
-            <w:pPr>
-              <w:spacing w:after="0"/>
-              <w:jc w:val="right"/>
-            </w:pPr>
-            <w:r>
-              <w:rPr>
-                <w:rFonts w:ascii="Times New Roman" w:cs="Times New Roman" w:eastAsia="Times New Roman" w:hAnsi="Times New Roman"/>
-                <w:b w:val="false"/>
-                <w:bCs w:val="false"/>
-                <w:sz w:val="15"/>
-                <w:szCs w:val="15"/>
-              </w:rPr>
-              <w:t xml:space="preserve">0</w:t>
+              <w:t xml:space="preserve">25/25</w:t>
+            </w:r>
+          </w:p>
+        </w:tc>
+        <w:tc>
+          <w:tcPr>
+            <w:tcW w:type="dxa" w:w="800"/>
+            <w:tcMar>
+              <w:top w:type="dxa" w:w="20"/>
+              <w:left w:type="dxa" w:w="50"/>
+              <w:bottom w:type="dxa" w:w="20"/>
+              <w:right w:type="dxa" w:w="50"/>
+            </w:tcMar>
+          </w:tcPr>
+          <w:p>
+            <w:pPr>
+              <w:spacing w:after="0"/>
+              <w:jc w:val="right"/>
+            </w:pPr>
+            <w:r>
+              <w:rPr>
+                <w:rFonts w:ascii="Times New Roman" w:cs="Times New Roman" w:eastAsia="Times New Roman" w:hAnsi="Times New Roman"/>
+                <w:b w:val="false"/>
+                <w:bCs w:val="false"/>
+                <w:sz w:val="15"/>
+                <w:szCs w:val="15"/>
+              </w:rPr>
+              <w:t xml:space="preserve">74/75</w:t>
             </w:r>
           </w:p>
         </w:tc>
@@ -1093,7 +1108,7 @@
       <w:tr>
         <w:tc>
           <w:tcPr>
-            <w:tcW w:type="dxa" w:w="1500"/>
+            <w:tcW w:type="dxa" w:w="1400"/>
             <w:tcMar>
               <w:top w:type="dxa" w:w="20"/>
               <w:left w:type="dxa" w:w="50"/>
@@ -1114,7 +1129,61 @@
                 <w:sz w:val="15"/>
                 <w:szCs w:val="15"/>
               </w:rPr>
-              <w:t xml:space="preserve">Always review</w:t>
+              <w:t xml:space="preserve">Uncalibrated</w:t>
+            </w:r>
+          </w:p>
+        </w:tc>
+        <w:tc>
+          <w:tcPr>
+            <w:tcW w:type="dxa" w:w="900"/>
+            <w:tcMar>
+              <w:top w:type="dxa" w:w="20"/>
+              <w:left w:type="dxa" w:w="50"/>
+              <w:bottom w:type="dxa" w:w="20"/>
+              <w:right w:type="dxa" w:w="50"/>
+            </w:tcMar>
+          </w:tcPr>
+          <w:p>
+            <w:pPr>
+              <w:spacing w:after="0"/>
+              <w:jc w:val="right"/>
+            </w:pPr>
+            <w:r>
+              <w:rPr>
+                <w:rFonts w:ascii="Times New Roman" w:cs="Times New Roman" w:eastAsia="Times New Roman" w:hAnsi="Times New Roman"/>
+                <w:b w:val="false"/>
+                <w:bCs w:val="false"/>
+                <w:sz w:val="15"/>
+                <w:szCs w:val="15"/>
+              </w:rPr>
+              <w:t xml:space="preserve">0/25</w:t>
+            </w:r>
+          </w:p>
+        </w:tc>
+        <w:tc>
+          <w:tcPr>
+            <w:tcW w:type="dxa" w:w="900"/>
+            <w:tcMar>
+              <w:top w:type="dxa" w:w="20"/>
+              <w:left w:type="dxa" w:w="50"/>
+              <w:bottom w:type="dxa" w:w="20"/>
+              <w:right w:type="dxa" w:w="50"/>
+            </w:tcMar>
+          </w:tcPr>
+          <w:p>
+            <w:pPr>
+              <w:spacing w:after="0"/>
+              <w:jc w:val="right"/>
+            </w:pPr>
+            <w:r>
+              <w:rPr>
+                <w:rFonts w:ascii="Times New Roman" w:cs="Times New Roman" w:eastAsia="Times New Roman" w:hAnsi="Times New Roman"/>
+                <w:b w:val="false"/>
+                <w:bCs w:val="false"/>
+                <w:sz w:val="15"/>
+                <w:szCs w:val="15"/>
+              </w:rPr>
+              <w:t xml:space="preserve">21/25</w:t>
             </w:r>
           </w:p>
         </w:tc>
@@ -1141,88 +1210,34 @@
                 <w:sz w:val="15"/>
                 <w:szCs w:val="15"/>
               </w:rPr>
-              <w:t xml:space="preserve">11,658</w:t>
-            </w:r>
-          </w:p>
-        </w:tc>
-        <w:tc>
-          <w:tcPr>
-            <w:tcW w:type="dxa" w:w="900"/>
-            <w:tcMar>
-              <w:top w:type="dxa" w:w="20"/>
-              <w:left w:type="dxa" w:w="50"/>
-              <w:bottom w:type="dxa" w:w="20"/>
-              <w:right w:type="dxa" w:w="50"/>
-            </w:tcMar>
-          </w:tcPr>
-          <w:p>
-            <w:pPr>
-              <w:spacing w:after="0"/>
-              <w:jc w:val="right"/>
-            </w:pPr>
-            <w:r>
-              <w:rPr>
-                <w:rFonts w:ascii="Times New Roman" w:cs="Times New Roman" w:eastAsia="Times New Roman" w:hAnsi="Times New Roman"/>
-                <w:b w:val="false"/>
-                <w:bCs w:val="false"/>
-                <w:sz w:val="15"/>
-                <w:szCs w:val="15"/>
-              </w:rPr>
-              <w:t xml:space="preserve">1,775</w:t>
-            </w:r>
-          </w:p>
-        </w:tc>
-        <w:tc>
-          <w:tcPr>
-            <w:tcW w:type="dxa" w:w="900"/>
-            <w:tcMar>
-              <w:top w:type="dxa" w:w="20"/>
-              <w:left w:type="dxa" w:w="50"/>
-              <w:bottom w:type="dxa" w:w="20"/>
-              <w:right w:type="dxa" w:w="50"/>
-            </w:tcMar>
-          </w:tcPr>
-          <w:p>
-            <w:pPr>
-              <w:spacing w:after="0"/>
-              <w:jc w:val="right"/>
-            </w:pPr>
-            <w:r>
-              <w:rPr>
-                <w:rFonts w:ascii="Times New Roman" w:cs="Times New Roman" w:eastAsia="Times New Roman" w:hAnsi="Times New Roman"/>
-                <w:b w:val="false"/>
-                <w:bCs w:val="false"/>
-                <w:sz w:val="15"/>
-                <w:szCs w:val="15"/>
-              </w:rPr>
-              <w:t xml:space="preserve">14,186</w:t>
-            </w:r>
-          </w:p>
-        </w:tc>
-        <w:tc>
-          <w:tcPr>
-            <w:tcW w:type="dxa" w:w="1000"/>
-            <w:tcMar>
-              <w:top w:type="dxa" w:w="20"/>
-              <w:left w:type="dxa" w:w="50"/>
-              <w:bottom w:type="dxa" w:w="20"/>
-              <w:right w:type="dxa" w:w="50"/>
-            </w:tcMar>
-          </w:tcPr>
-          <w:p>
-            <w:pPr>
-              <w:spacing w:after="0"/>
-              <w:jc w:val="right"/>
-            </w:pPr>
-            <w:r>
-              <w:rPr>
-                <w:rFonts w:ascii="Times New Roman" w:cs="Times New Roman" w:eastAsia="Times New Roman" w:hAnsi="Times New Roman"/>
-                <w:b w:val="false"/>
-                <w:bCs w:val="false"/>
-                <w:sz w:val="15"/>
-                <w:szCs w:val="15"/>
-              </w:rPr>
-              <w:t xml:space="preserve">11,658</w:t>
+              <w:t xml:space="preserve">25/25</w:t>
+            </w:r>
+          </w:p>
+        </w:tc>
+        <w:tc>
+          <w:tcPr>
+            <w:tcW w:type="dxa" w:w="800"/>
+            <w:tcMar>
+              <w:top w:type="dxa" w:w="20"/>
+              <w:left w:type="dxa" w:w="50"/>
+              <w:bottom w:type="dxa" w:w="20"/>
+              <w:right w:type="dxa" w:w="50"/>
+            </w:tcMar>
+          </w:tcPr>
+          <w:p>
+            <w:pPr>
+              <w:spacing w:after="0"/>
+              <w:jc w:val="right"/>
+            </w:pPr>
+            <w:r>
+              <w:rPr>
+                <w:rFonts w:ascii="Times New Roman" w:cs="Times New Roman" w:eastAsia="Times New Roman" w:hAnsi="Times New Roman"/>
+                <w:b w:val="false"/>
+                <w:bCs w:val="false"/>
+                <w:sz w:val="15"/>
+                <w:szCs w:val="15"/>
+              </w:rPr>
+              <w:t xml:space="preserve">46/75</w:t>
             </w:r>
           </w:p>
         </w:tc>
@@ -1230,7 +1245,7 @@
       <w:tr>
         <w:tc>
           <w:tcPr>
-            <w:tcW w:type="dxa" w:w="1500"/>
+            <w:tcW w:type="dxa" w:w="1400"/>
             <w:tcMar>
               <w:top w:type="dxa" w:w="20"/>
               <w:left w:type="dxa" w:w="50"/>
@@ -1251,7 +1266,61 @@
                 <w:sz w:val="15"/>
                 <w:szCs w:val="15"/>
               </w:rPr>
-              <w:t xml:space="preserve">Confidence ≥ 0.70</w:t>
+              <w:t xml:space="preserve">Always abstain</w:t>
+            </w:r>
+          </w:p>
+        </w:tc>
+        <w:tc>
+          <w:tcPr>
+            <w:tcW w:type="dxa" w:w="900"/>
+            <w:tcMar>
+              <w:top w:type="dxa" w:w="20"/>
+              <w:left w:type="dxa" w:w="50"/>
+              <w:bottom w:type="dxa" w:w="20"/>
+              <w:right w:type="dxa" w:w="50"/>
+            </w:tcMar>
+          </w:tcPr>
+          <w:p>
+            <w:pPr>
+              <w:spacing w:after="0"/>
+              <w:jc w:val="right"/>
+            </w:pPr>
+            <w:r>
+              <w:rPr>
+                <w:rFonts w:ascii="Times New Roman" w:cs="Times New Roman" w:eastAsia="Times New Roman" w:hAnsi="Times New Roman"/>
+                <w:b w:val="false"/>
+                <w:bCs w:val="false"/>
+                <w:sz w:val="15"/>
+                <w:szCs w:val="15"/>
+              </w:rPr>
+              <w:t xml:space="preserve">5/25</w:t>
+            </w:r>
+          </w:p>
+        </w:tc>
+        <w:tc>
+          <w:tcPr>
+            <w:tcW w:type="dxa" w:w="900"/>
+            <w:tcMar>
+              <w:top w:type="dxa" w:w="20"/>
+              <w:left w:type="dxa" w:w="50"/>
+              <w:bottom w:type="dxa" w:w="20"/>
+              <w:right w:type="dxa" w:w="50"/>
+            </w:tcMar>
+          </w:tcPr>
+          <w:p>
+            <w:pPr>
+              <w:spacing w:after="0"/>
+              <w:jc w:val="right"/>
+            </w:pPr>
+            <w:r>
+              <w:rPr>
+                <w:rFonts w:ascii="Times New Roman" w:cs="Times New Roman" w:eastAsia="Times New Roman" w:hAnsi="Times New Roman"/>
+                <w:b w:val="false"/>
+                <w:bCs w:val="false"/>
+                <w:sz w:val="15"/>
+                <w:szCs w:val="15"/>
+              </w:rPr>
+              <w:t xml:space="preserve">9/25</w:t>
             </w:r>
           </w:p>
         </w:tc>
@@ -1278,88 +1347,34 @@
                 <w:sz w:val="15"/>
                 <w:szCs w:val="15"/>
               </w:rPr>
-              <w:t xml:space="preserve">11,658</w:t>
-            </w:r>
-          </w:p>
-        </w:tc>
-        <w:tc>
-          <w:tcPr>
-            <w:tcW w:type="dxa" w:w="900"/>
-            <w:tcMar>
-              <w:top w:type="dxa" w:w="20"/>
-              <w:left w:type="dxa" w:w="50"/>
-              <w:bottom w:type="dxa" w:w="20"/>
-              <w:right w:type="dxa" w:w="50"/>
-            </w:tcMar>
-          </w:tcPr>
-          <w:p>
-            <w:pPr>
-              <w:spacing w:after="0"/>
-              <w:jc w:val="right"/>
-            </w:pPr>
-            <w:r>
-              <w:rPr>
-                <w:rFonts w:ascii="Times New Roman" w:cs="Times New Roman" w:eastAsia="Times New Roman" w:hAnsi="Times New Roman"/>
-                <w:b w:val="false"/>
-                <w:bCs w:val="false"/>
-                <w:sz w:val="15"/>
-                <w:szCs w:val="15"/>
-              </w:rPr>
-              <w:t xml:space="preserve">1,720</w:t>
-            </w:r>
-          </w:p>
-        </w:tc>
-        <w:tc>
-          <w:tcPr>
-            <w:tcW w:type="dxa" w:w="900"/>
-            <w:tcMar>
-              <w:top w:type="dxa" w:w="20"/>
-              <w:left w:type="dxa" w:w="50"/>
-              <w:bottom w:type="dxa" w:w="20"/>
-              <w:right w:type="dxa" w:w="50"/>
-            </w:tcMar>
-          </w:tcPr>
-          <w:p>
-            <w:pPr>
-              <w:spacing w:after="0"/>
-              <w:jc w:val="right"/>
-            </w:pPr>
-            <w:r>
-              <w:rPr>
-                <w:rFonts w:ascii="Times New Roman" w:cs="Times New Roman" w:eastAsia="Times New Roman" w:hAnsi="Times New Roman"/>
-                <w:b w:val="false"/>
-                <w:bCs w:val="false"/>
-                <w:sz w:val="15"/>
-                <w:szCs w:val="15"/>
-              </w:rPr>
-              <w:t xml:space="preserve">14,186</w:t>
-            </w:r>
-          </w:p>
-        </w:tc>
-        <w:tc>
-          <w:tcPr>
-            <w:tcW w:type="dxa" w:w="1000"/>
-            <w:tcMar>
-              <w:top w:type="dxa" w:w="20"/>
-              <w:left w:type="dxa" w:w="50"/>
-              <w:bottom w:type="dxa" w:w="20"/>
-              <w:right w:type="dxa" w:w="50"/>
-            </w:tcMar>
-          </w:tcPr>
-          <w:p>
-            <w:pPr>
-              <w:spacing w:after="0"/>
-              <w:jc w:val="right"/>
-            </w:pPr>
-            <w:r>
-              <w:rPr>
-                <w:rFonts w:ascii="Times New Roman" w:cs="Times New Roman" w:eastAsia="Times New Roman" w:hAnsi="Times New Roman"/>
-                <w:b w:val="false"/>
-                <w:bCs w:val="false"/>
-                <w:sz w:val="15"/>
-                <w:szCs w:val="15"/>
-              </w:rPr>
-              <w:t xml:space="preserve">11,658</w:t>
+              <w:t xml:space="preserve">25/25</w:t>
+            </w:r>
+          </w:p>
+        </w:tc>
+        <w:tc>
+          <w:tcPr>
+            <w:tcW w:type="dxa" w:w="800"/>
+            <w:tcMar>
+              <w:top w:type="dxa" w:w="20"/>
+              <w:left w:type="dxa" w:w="50"/>
+              <w:bottom w:type="dxa" w:w="20"/>
+              <w:right w:type="dxa" w:w="50"/>
+            </w:tcMar>
+          </w:tcPr>
+          <w:p>
+            <w:pPr>
+              <w:spacing w:after="0"/>
+              <w:jc w:val="right"/>
+            </w:pPr>
+            <w:r>
+              <w:rPr>
+                <w:rFonts w:ascii="Times New Roman" w:cs="Times New Roman" w:eastAsia="Times New Roman" w:hAnsi="Times New Roman"/>
+                <w:b w:val="false"/>
+                <w:bCs w:val="false"/>
+                <w:sz w:val="15"/>
+                <w:szCs w:val="15"/>
+              </w:rPr>
+              <w:t xml:space="preserve">39/75</w:t>
             </w:r>
           </w:p>
         </w:tc>
@@ -1367,7 +1382,7 @@
       <w:tr>
         <w:tc>
           <w:tcPr>
-            <w:tcW w:type="dxa" w:w="1500"/>
+            <w:tcW w:type="dxa" w:w="1400"/>
             <w:tcMar>
               <w:top w:type="dxa" w:w="20"/>
               <w:left w:type="dxa" w:w="50"/>
@@ -1388,7 +1403,61 @@
                 <w:sz w:val="15"/>
                 <w:szCs w:val="15"/>
               </w:rPr>
-              <w:t xml:space="preserve">Always abstain</w:t>
+              <w:t xml:space="preserve">Always review</w:t>
+            </w:r>
+          </w:p>
+        </w:tc>
+        <w:tc>
+          <w:tcPr>
+            <w:tcW w:type="dxa" w:w="900"/>
+            <w:tcMar>
+              <w:top w:type="dxa" w:w="20"/>
+              <w:left w:type="dxa" w:w="50"/>
+              <w:bottom w:type="dxa" w:w="20"/>
+              <w:right w:type="dxa" w:w="50"/>
+            </w:tcMar>
+          </w:tcPr>
+          <w:p>
+            <w:pPr>
+              <w:spacing w:after="0"/>
+              <w:jc w:val="right"/>
+            </w:pPr>
+            <w:r>
+              <w:rPr>
+                <w:rFonts w:ascii="Times New Roman" w:cs="Times New Roman" w:eastAsia="Times New Roman" w:hAnsi="Times New Roman"/>
+                <w:b w:val="false"/>
+                <w:bCs w:val="false"/>
+                <w:sz w:val="15"/>
+                <w:szCs w:val="15"/>
+              </w:rPr>
+              <w:t xml:space="preserve">8/25</w:t>
+            </w:r>
+          </w:p>
+        </w:tc>
+        <w:tc>
+          <w:tcPr>
+            <w:tcW w:type="dxa" w:w="900"/>
+            <w:tcMar>
+              <w:top w:type="dxa" w:w="20"/>
+              <w:left w:type="dxa" w:w="50"/>
+              <w:bottom w:type="dxa" w:w="20"/>
+              <w:right w:type="dxa" w:w="50"/>
+            </w:tcMar>
+          </w:tcPr>
+          <w:p>
+            <w:pPr>
+              <w:spacing w:after="0"/>
+              <w:jc w:val="right"/>
+            </w:pPr>
+            <w:r>
+              <w:rPr>
+                <w:rFonts w:ascii="Times New Roman" w:cs="Times New Roman" w:eastAsia="Times New Roman" w:hAnsi="Times New Roman"/>
+                <w:b w:val="false"/>
+                <w:bCs w:val="false"/>
+                <w:sz w:val="15"/>
+                <w:szCs w:val="15"/>
+              </w:rPr>
+              <w:t xml:space="preserve">16/25</w:t>
             </w:r>
           </w:p>
         </w:tc>
@@ -1415,88 +1484,34 @@
                 <w:sz w:val="15"/>
                 <w:szCs w:val="15"/>
               </w:rPr>
-              <w:t xml:space="preserve">0</w:t>
-            </w:r>
-          </w:p>
-        </w:tc>
-        <w:tc>
-          <w:tcPr>
-            <w:tcW w:type="dxa" w:w="900"/>
-            <w:tcMar>
-              <w:top w:type="dxa" w:w="20"/>
-              <w:left w:type="dxa" w:w="50"/>
-              <w:bottom w:type="dxa" w:w="20"/>
-              <w:right w:type="dxa" w:w="50"/>
-            </w:tcMar>
-          </w:tcPr>
-          <w:p>
-            <w:pPr>
-              <w:spacing w:after="0"/>
-              <w:jc w:val="right"/>
-            </w:pPr>
-            <w:r>
-              <w:rPr>
-                <w:rFonts w:ascii="Times New Roman" w:cs="Times New Roman" w:eastAsia="Times New Roman" w:hAnsi="Times New Roman"/>
-                <w:b w:val="false"/>
-                <w:bCs w:val="false"/>
-                <w:sz w:val="15"/>
-                <w:szCs w:val="15"/>
-              </w:rPr>
-              <w:t xml:space="preserve">3,550</w:t>
-            </w:r>
-          </w:p>
-        </w:tc>
-        <w:tc>
-          <w:tcPr>
-            <w:tcW w:type="dxa" w:w="900"/>
-            <w:tcMar>
-              <w:top w:type="dxa" w:w="20"/>
-              <w:left w:type="dxa" w:w="50"/>
-              <w:bottom w:type="dxa" w:w="20"/>
-              <w:right w:type="dxa" w:w="50"/>
-            </w:tcMar>
-          </w:tcPr>
-          <w:p>
-            <w:pPr>
-              <w:spacing w:after="0"/>
-              <w:jc w:val="right"/>
-            </w:pPr>
-            <w:r>
-              <w:rPr>
-                <w:rFonts w:ascii="Times New Roman" w:cs="Times New Roman" w:eastAsia="Times New Roman" w:hAnsi="Times New Roman"/>
-                <w:b w:val="false"/>
-                <w:bCs w:val="false"/>
-                <w:sz w:val="15"/>
-                <w:szCs w:val="15"/>
-              </w:rPr>
-              <w:t xml:space="preserve">35,465</w:t>
-            </w:r>
-          </w:p>
-        </w:tc>
-        <w:tc>
-          <w:tcPr>
-            <w:tcW w:type="dxa" w:w="1000"/>
-            <w:tcMar>
-              <w:top w:type="dxa" w:w="20"/>
-              <w:left w:type="dxa" w:w="50"/>
-              <w:bottom w:type="dxa" w:w="20"/>
-              <w:right w:type="dxa" w:w="50"/>
-            </w:tcMar>
-          </w:tcPr>
-          <w:p>
-            <w:pPr>
-              <w:spacing w:after="0"/>
-              <w:jc w:val="right"/>
-            </w:pPr>
-            <w:r>
-              <w:rPr>
-                <w:rFonts w:ascii="Times New Roman" w:cs="Times New Roman" w:eastAsia="Times New Roman" w:hAnsi="Times New Roman"/>
-                <w:b w:val="false"/>
-                <w:bCs w:val="false"/>
-                <w:sz w:val="15"/>
-                <w:szCs w:val="15"/>
-              </w:rPr>
-              <w:t xml:space="preserve">21,279</w:t>
+              <w:t xml:space="preserve">0/25</w:t>
+            </w:r>
+          </w:p>
+        </w:tc>
+        <w:tc>
+          <w:tcPr>
+            <w:tcW w:type="dxa" w:w="800"/>
+            <w:tcMar>
+              <w:top w:type="dxa" w:w="20"/>
+              <w:left w:type="dxa" w:w="50"/>
+              <w:bottom w:type="dxa" w:w="20"/>
+              <w:right w:type="dxa" w:w="50"/>
+            </w:tcMar>
+          </w:tcPr>
+          <w:p>
+            <w:pPr>
+              <w:spacing w:after="0"/>
+              <w:jc w:val="right"/>
+            </w:pPr>
+            <w:r>
+              <w:rPr>
+                <w:rFonts w:ascii="Times New Roman" w:cs="Times New Roman" w:eastAsia="Times New Roman" w:hAnsi="Times New Roman"/>
+                <w:b w:val="false"/>
+                <w:bCs w:val="false"/>
+                <w:sz w:val="15"/>
+                <w:szCs w:val="15"/>
+              </w:rPr>
+              <w:t xml:space="preserve">24/75</w:t>
             </w:r>
           </w:p>
         </w:tc>
@@ -1504,7 +1519,7 @@
       <w:tr>
         <w:tc>
           <w:tcPr>
-            <w:tcW w:type="dxa" w:w="1500"/>
+            <w:tcW w:type="dxa" w:w="1400"/>
             <w:tcMar>
               <w:top w:type="dxa" w:w="20"/>
               <w:left w:type="dxa" w:w="50"/>
@@ -1525,12 +1540,340 @@
                 <w:sz w:val="15"/>
                 <w:szCs w:val="15"/>
               </w:rPr>
+              <w:t xml:space="preserve">Confidence ≥ 0.70</w:t>
+            </w:r>
+          </w:p>
+        </w:tc>
+        <w:tc>
+          <w:tcPr>
+            <w:tcW w:type="dxa" w:w="900"/>
+            <w:tcMar>
+              <w:top w:type="dxa" w:w="20"/>
+              <w:left w:type="dxa" w:w="50"/>
+              <w:bottom w:type="dxa" w:w="20"/>
+              <w:right w:type="dxa" w:w="50"/>
+            </w:tcMar>
+          </w:tcPr>
+          <w:p>
+            <w:pPr>
+              <w:spacing w:after="0"/>
+              <w:jc w:val="right"/>
+            </w:pPr>
+            <w:r>
+              <w:rPr>
+                <w:rFonts w:ascii="Times New Roman" w:cs="Times New Roman" w:eastAsia="Times New Roman" w:hAnsi="Times New Roman"/>
+                <w:b w:val="false"/>
+                <w:bCs w:val="false"/>
+                <w:sz w:val="15"/>
+                <w:szCs w:val="15"/>
+              </w:rPr>
+              <w:t xml:space="preserve">0/25</w:t>
+            </w:r>
+          </w:p>
+        </w:tc>
+        <w:tc>
+          <w:tcPr>
+            <w:tcW w:type="dxa" w:w="900"/>
+            <w:tcMar>
+              <w:top w:type="dxa" w:w="20"/>
+              <w:left w:type="dxa" w:w="50"/>
+              <w:bottom w:type="dxa" w:w="20"/>
+              <w:right w:type="dxa" w:w="50"/>
+            </w:tcMar>
+          </w:tcPr>
+          <w:p>
+            <w:pPr>
+              <w:spacing w:after="0"/>
+              <w:jc w:val="right"/>
+            </w:pPr>
+            <w:r>
+              <w:rPr>
+                <w:rFonts w:ascii="Times New Roman" w:cs="Times New Roman" w:eastAsia="Times New Roman" w:hAnsi="Times New Roman"/>
+                <w:b w:val="false"/>
+                <w:bCs w:val="false"/>
+                <w:sz w:val="15"/>
+                <w:szCs w:val="15"/>
+              </w:rPr>
+              <w:t xml:space="preserve">16/25</w:t>
+            </w:r>
+          </w:p>
+        </w:tc>
+        <w:tc>
+          <w:tcPr>
+            <w:tcW w:type="dxa" w:w="800"/>
+            <w:tcMar>
+              <w:top w:type="dxa" w:w="20"/>
+              <w:left w:type="dxa" w:w="50"/>
+              <w:bottom w:type="dxa" w:w="20"/>
+              <w:right w:type="dxa" w:w="50"/>
+            </w:tcMar>
+          </w:tcPr>
+          <w:p>
+            <w:pPr>
+              <w:spacing w:after="0"/>
+              <w:jc w:val="right"/>
+            </w:pPr>
+            <w:r>
+              <w:rPr>
+                <w:rFonts w:ascii="Times New Roman" w:cs="Times New Roman" w:eastAsia="Times New Roman" w:hAnsi="Times New Roman"/>
+                <w:b w:val="false"/>
+                <w:bCs w:val="false"/>
+                <w:sz w:val="15"/>
+                <w:szCs w:val="15"/>
+              </w:rPr>
+              <w:t xml:space="preserve">0/25</w:t>
+            </w:r>
+          </w:p>
+        </w:tc>
+        <w:tc>
+          <w:tcPr>
+            <w:tcW w:type="dxa" w:w="800"/>
+            <w:tcMar>
+              <w:top w:type="dxa" w:w="20"/>
+              <w:left w:type="dxa" w:w="50"/>
+              <w:bottom w:type="dxa" w:w="20"/>
+              <w:right w:type="dxa" w:w="50"/>
+            </w:tcMar>
+          </w:tcPr>
+          <w:p>
+            <w:pPr>
+              <w:spacing w:after="0"/>
+              <w:jc w:val="right"/>
+            </w:pPr>
+            <w:r>
+              <w:rPr>
+                <w:rFonts w:ascii="Times New Roman" w:cs="Times New Roman" w:eastAsia="Times New Roman" w:hAnsi="Times New Roman"/>
+                <w:b w:val="false"/>
+                <w:bCs w:val="false"/>
+                <w:sz w:val="15"/>
+                <w:szCs w:val="15"/>
+              </w:rPr>
+              <w:t xml:space="preserve">16/75</w:t>
+            </w:r>
+          </w:p>
+        </w:tc>
+      </w:tr>
+      <w:tr>
+        <w:tc>
+          <w:tcPr>
+            <w:tcW w:type="dxa" w:w="1400"/>
+            <w:tcMar>
+              <w:top w:type="dxa" w:w="20"/>
+              <w:left w:type="dxa" w:w="50"/>
+              <w:bottom w:type="dxa" w:w="20"/>
+              <w:right w:type="dxa" w:w="50"/>
+            </w:tcMar>
+          </w:tcPr>
+          <w:p>
+            <w:pPr>
+              <w:spacing w:after="0"/>
+              <w:jc w:val="left"/>
+            </w:pPr>
+            <w:r>
+              <w:rPr>
+                <w:rFonts w:ascii="Times New Roman" w:cs="Times New Roman" w:eastAsia="Times New Roman" w:hAnsi="Times New Roman"/>
+                <w:b w:val="false"/>
+                <w:bCs w:val="false"/>
+                <w:sz w:val="15"/>
+                <w:szCs w:val="15"/>
+              </w:rPr>
+              <w:t xml:space="preserve">Confidence ≥ 0.90</w:t>
+            </w:r>
+          </w:p>
+        </w:tc>
+        <w:tc>
+          <w:tcPr>
+            <w:tcW w:type="dxa" w:w="900"/>
+            <w:tcMar>
+              <w:top w:type="dxa" w:w="20"/>
+              <w:left w:type="dxa" w:w="50"/>
+              <w:bottom w:type="dxa" w:w="20"/>
+              <w:right w:type="dxa" w:w="50"/>
+            </w:tcMar>
+          </w:tcPr>
+          <w:p>
+            <w:pPr>
+              <w:spacing w:after="0"/>
+              <w:jc w:val="right"/>
+            </w:pPr>
+            <w:r>
+              <w:rPr>
+                <w:rFonts w:ascii="Times New Roman" w:cs="Times New Roman" w:eastAsia="Times New Roman" w:hAnsi="Times New Roman"/>
+                <w:b w:val="false"/>
+                <w:bCs w:val="false"/>
+                <w:sz w:val="15"/>
+                <w:szCs w:val="15"/>
+              </w:rPr>
+              <w:t xml:space="preserve">0/25</w:t>
+            </w:r>
+          </w:p>
+        </w:tc>
+        <w:tc>
+          <w:tcPr>
+            <w:tcW w:type="dxa" w:w="900"/>
+            <w:tcMar>
+              <w:top w:type="dxa" w:w="20"/>
+              <w:left w:type="dxa" w:w="50"/>
+              <w:bottom w:type="dxa" w:w="20"/>
+              <w:right w:type="dxa" w:w="50"/>
+            </w:tcMar>
+          </w:tcPr>
+          <w:p>
+            <w:pPr>
+              <w:spacing w:after="0"/>
+              <w:jc w:val="right"/>
+            </w:pPr>
+            <w:r>
+              <w:rPr>
+                <w:rFonts w:ascii="Times New Roman" w:cs="Times New Roman" w:eastAsia="Times New Roman" w:hAnsi="Times New Roman"/>
+                <w:b w:val="false"/>
+                <w:bCs w:val="false"/>
+                <w:sz w:val="15"/>
+                <w:szCs w:val="15"/>
+              </w:rPr>
+              <w:t xml:space="preserve">16/25</w:t>
+            </w:r>
+          </w:p>
+        </w:tc>
+        <w:tc>
+          <w:tcPr>
+            <w:tcW w:type="dxa" w:w="800"/>
+            <w:tcMar>
+              <w:top w:type="dxa" w:w="20"/>
+              <w:left w:type="dxa" w:w="50"/>
+              <w:bottom w:type="dxa" w:w="20"/>
+              <w:right w:type="dxa" w:w="50"/>
+            </w:tcMar>
+          </w:tcPr>
+          <w:p>
+            <w:pPr>
+              <w:spacing w:after="0"/>
+              <w:jc w:val="right"/>
+            </w:pPr>
+            <w:r>
+              <w:rPr>
+                <w:rFonts w:ascii="Times New Roman" w:cs="Times New Roman" w:eastAsia="Times New Roman" w:hAnsi="Times New Roman"/>
+                <w:b w:val="false"/>
+                <w:bCs w:val="false"/>
+                <w:sz w:val="15"/>
+                <w:szCs w:val="15"/>
+              </w:rPr>
+              <w:t xml:space="preserve">0/25</w:t>
+            </w:r>
+          </w:p>
+        </w:tc>
+        <w:tc>
+          <w:tcPr>
+            <w:tcW w:type="dxa" w:w="800"/>
+            <w:tcMar>
+              <w:top w:type="dxa" w:w="20"/>
+              <w:left w:type="dxa" w:w="50"/>
+              <w:bottom w:type="dxa" w:w="20"/>
+              <w:right w:type="dxa" w:w="50"/>
+            </w:tcMar>
+          </w:tcPr>
+          <w:p>
+            <w:pPr>
+              <w:spacing w:after="0"/>
+              <w:jc w:val="right"/>
+            </w:pPr>
+            <w:r>
+              <w:rPr>
+                <w:rFonts w:ascii="Times New Roman" w:cs="Times New Roman" w:eastAsia="Times New Roman" w:hAnsi="Times New Roman"/>
+                <w:b w:val="false"/>
+                <w:bCs w:val="false"/>
+                <w:sz w:val="15"/>
+                <w:szCs w:val="15"/>
+              </w:rPr>
+              <w:t xml:space="preserve">16/75</w:t>
+            </w:r>
+          </w:p>
+        </w:tc>
+      </w:tr>
+      <w:tr>
+        <w:tc>
+          <w:tcPr>
+            <w:tcW w:type="dxa" w:w="1400"/>
+            <w:tcMar>
+              <w:top w:type="dxa" w:w="20"/>
+              <w:left w:type="dxa" w:w="50"/>
+              <w:bottom w:type="dxa" w:w="20"/>
+              <w:right w:type="dxa" w:w="50"/>
+            </w:tcMar>
+          </w:tcPr>
+          <w:p>
+            <w:pPr>
+              <w:spacing w:after="0"/>
+              <w:jc w:val="left"/>
+            </w:pPr>
+            <w:r>
+              <w:rPr>
+                <w:rFonts w:ascii="Times New Roman" w:cs="Times New Roman" w:eastAsia="Times New Roman" w:hAnsi="Times New Roman"/>
+                <w:b w:val="false"/>
+                <w:bCs w:val="false"/>
+                <w:sz w:val="15"/>
+                <w:szCs w:val="15"/>
+              </w:rPr>
               <w:t xml:space="preserve">Always repair</w:t>
             </w:r>
           </w:p>
         </w:tc>
         <w:tc>
           <w:tcPr>
+            <w:tcW w:type="dxa" w:w="900"/>
+            <w:tcMar>
+              <w:top w:type="dxa" w:w="20"/>
+              <w:left w:type="dxa" w:w="50"/>
+              <w:bottom w:type="dxa" w:w="20"/>
+              <w:right w:type="dxa" w:w="50"/>
+            </w:tcMar>
+          </w:tcPr>
+          <w:p>
+            <w:pPr>
+              <w:spacing w:after="0"/>
+              <w:jc w:val="right"/>
+            </w:pPr>
+            <w:r>
+              <w:rPr>
+                <w:rFonts w:ascii="Times New Roman" w:cs="Times New Roman" w:eastAsia="Times New Roman" w:hAnsi="Times New Roman"/>
+                <w:b w:val="false"/>
+                <w:bCs w:val="false"/>
+                <w:sz w:val="15"/>
+                <w:szCs w:val="15"/>
+              </w:rPr>
+              <w:t xml:space="preserve">1/25</w:t>
+            </w:r>
+          </w:p>
+        </w:tc>
+        <w:tc>
+          <w:tcPr>
+            <w:tcW w:type="dxa" w:w="900"/>
+            <w:tcMar>
+              <w:top w:type="dxa" w:w="20"/>
+              <w:left w:type="dxa" w:w="50"/>
+              <w:bottom w:type="dxa" w:w="20"/>
+              <w:right w:type="dxa" w:w="50"/>
+            </w:tcMar>
+          </w:tcPr>
+          <w:p>
+            <w:pPr>
+              <w:spacing w:after="0"/>
+              <w:jc w:val="right"/>
+            </w:pPr>
+            <w:r>
+              <w:rPr>
+                <w:rFonts w:ascii="Times New Roman" w:cs="Times New Roman" w:eastAsia="Times New Roman" w:hAnsi="Times New Roman"/>
+                <w:b w:val="false"/>
+                <w:bCs w:val="false"/>
+                <w:sz w:val="15"/>
+                <w:szCs w:val="15"/>
+              </w:rPr>
+              <w:t xml:space="preserve">0/25</w:t>
+            </w:r>
+          </w:p>
+        </w:tc>
+        <w:tc>
+          <w:tcPr>
             <w:tcW w:type="dxa" w:w="800"/>
             <w:tcMar>
               <w:top w:type="dxa" w:w="20"/>
@@ -1552,88 +1895,34 @@
                 <w:sz w:val="15"/>
                 <w:szCs w:val="15"/>
               </w:rPr>
-              <w:t xml:space="preserve">58,290</w:t>
-            </w:r>
-          </w:p>
-        </w:tc>
-        <w:tc>
-          <w:tcPr>
-            <w:tcW w:type="dxa" w:w="900"/>
-            <w:tcMar>
-              <w:top w:type="dxa" w:w="20"/>
-              <w:left w:type="dxa" w:w="50"/>
-              <w:bottom w:type="dxa" w:w="20"/>
-              <w:right w:type="dxa" w:w="50"/>
-            </w:tcMar>
-          </w:tcPr>
-          <w:p>
-            <w:pPr>
-              <w:spacing w:after="0"/>
-              <w:jc w:val="right"/>
-            </w:pPr>
-            <w:r>
-              <w:rPr>
-                <w:rFonts w:ascii="Times New Roman" w:cs="Times New Roman" w:eastAsia="Times New Roman" w:hAnsi="Times New Roman"/>
-                <w:b w:val="false"/>
-                <w:bCs w:val="false"/>
-                <w:sz w:val="15"/>
-                <w:szCs w:val="15"/>
-              </w:rPr>
-              <w:t xml:space="preserve">5,800</w:t>
-            </w:r>
-          </w:p>
-        </w:tc>
-        <w:tc>
-          <w:tcPr>
-            <w:tcW w:type="dxa" w:w="900"/>
-            <w:tcMar>
-              <w:top w:type="dxa" w:w="20"/>
-              <w:left w:type="dxa" w:w="50"/>
-              <w:bottom w:type="dxa" w:w="20"/>
-              <w:right w:type="dxa" w:w="50"/>
-            </w:tcMar>
-          </w:tcPr>
-          <w:p>
-            <w:pPr>
-              <w:spacing w:after="0"/>
-              <w:jc w:val="right"/>
-            </w:pPr>
-            <w:r>
-              <w:rPr>
-                <w:rFonts w:ascii="Times New Roman" w:cs="Times New Roman" w:eastAsia="Times New Roman" w:hAnsi="Times New Roman"/>
-                <w:b w:val="false"/>
-                <w:bCs w:val="false"/>
-                <w:sz w:val="15"/>
-                <w:szCs w:val="15"/>
-              </w:rPr>
-              <w:t xml:space="preserve">126,275</w:t>
-            </w:r>
-          </w:p>
-        </w:tc>
-        <w:tc>
-          <w:tcPr>
-            <w:tcW w:type="dxa" w:w="1000"/>
-            <w:tcMar>
-              <w:top w:type="dxa" w:w="20"/>
-              <w:left w:type="dxa" w:w="50"/>
-              <w:bottom w:type="dxa" w:w="20"/>
-              <w:right w:type="dxa" w:w="50"/>
-            </w:tcMar>
-          </w:tcPr>
-          <w:p>
-            <w:pPr>
-              <w:spacing w:after="0"/>
-              <w:jc w:val="right"/>
-            </w:pPr>
-            <w:r>
-              <w:rPr>
-                <w:rFonts w:ascii="Times New Roman" w:cs="Times New Roman" w:eastAsia="Times New Roman" w:hAnsi="Times New Roman"/>
-                <w:b w:val="false"/>
-                <w:bCs w:val="false"/>
-                <w:sz w:val="15"/>
-                <w:szCs w:val="15"/>
-              </w:rPr>
-              <w:t xml:space="preserve">112,089</w:t>
+              <w:t xml:space="preserve">0/25</w:t>
+            </w:r>
+          </w:p>
+        </w:tc>
+        <w:tc>
+          <w:tcPr>
+            <w:tcW w:type="dxa" w:w="800"/>
+            <w:tcMar>
+              <w:top w:type="dxa" w:w="20"/>
+              <w:left w:type="dxa" w:w="50"/>
+              <w:bottom w:type="dxa" w:w="20"/>
+              <w:right w:type="dxa" w:w="50"/>
+            </w:tcMar>
+          </w:tcPr>
+          <w:p>
+            <w:pPr>
+              <w:spacing w:after="0"/>
+              <w:jc w:val="right"/>
+            </w:pPr>
+            <w:r>
+              <w:rPr>
+                <w:rFonts w:ascii="Times New Roman" w:cs="Times New Roman" w:eastAsia="Times New Roman" w:hAnsi="Times New Roman"/>
+                <w:b w:val="false"/>
+                <w:bCs w:val="false"/>
+                <w:sz w:val="15"/>
+                <w:szCs w:val="15"/>
+              </w:rPr>
+              <w:t xml:space="preserve">1/75</w:t>
             </w:r>
           </w:p>
         </w:tc>
@@ -1651,7 +1940,7 @@
           <w:sz w:val="20"/>
           <w:szCs w:val="20"/>
         </w:rPr>
-        <w:t xml:space="preserve">Every fixed rule is adequate on one dataset and badly beaten on another; the adaptive policy is the only one never badly beaten. It wins outright on Breast Cancer, ties always-abstain on Adult and ties always-review on Smart Factory; we report the ties as ties.</w:t>
+        <w:t xml:space="preserve">The proposed policy is best or tied in 74 of 75 configurations. It is not universally best: on Breast Cancer one configuration favours always-repair, and we report that rather than restricting the grid. Every fixed rule is adequate in some region of the cost space and badly beaten elsewhere. Several policies can tie on a configuration, so the columns do not sum to 25.</w:t>
       </w:r>
     </w:p>
     <w:p>
@@ -1666,7 +1955,7 @@
           <w:sz w:val="20"/>
           <w:szCs w:val="20"/>
         </w:rPr>
-        <w:t xml:space="preserve">This claim is bounded by what we tested: three datasets, five candidate policies, one cost configuration per dataset, and this action space. It is not a claim of optimality.</w:t>
+        <w:t xml:space="preserve">The claim is bounded by what was tested: three datasets, seven candidate policies, this cost grid and this action space. It is not a claim of optimality, and a different action space or a cost structure outside the swept ratios could change it.</w:t>
       </w:r>
     </w:p>
     <w:p>
@@ -1681,7 +1970,7 @@
           <w:sz w:val="20"/>
           <w:szCs w:val="20"/>
         </w:rPr>
-        <w:t xml:space="preserve">Two results qualify it further. On Adult, once undetected corruption is priced, the proposed policy achieves total harm 8,505, which is exactly what doing nothing achieves: it avoids 11,658 to 58,290 units relative to every active baseline while adding nothing over having no detector at all. And the reported zero cost on Adult is residual-corruption cost on flagged cells only; its 1,701 genuine errors were never detected and enter every policy identically.</w:t>
+        <w:t xml:space="preserve">One result qualifies it sharply. On Adult the proposed policy achieves total harm 8,505, which is exactly what doing nothing achieves. It avoids between 11,658 and 58,290 units relative to every active baseline, and adds nothing over having no detector at all, because Adult's 1,701 genuine errors are never flagged and so enter every policy identically. Reporting flagged-cell cost alone would have concealed this.</w:t>
       </w:r>
     </w:p>
     <w:p>
@@ -1696,7 +1985,7 @@
           <w:sz w:val="20"/>
           <w:szCs w:val="20"/>
         </w:rPr>
-        <w:t xml:space="preserve">B. A measured boundary of detection</w:t>
+        <w:t xml:space="preserve">B. Does calibration change the decision?</w:t>
       </w:r>
     </w:p>
     <w:p>
@@ -1711,9 +2000,269 @@
           <w:sz w:val="20"/>
           <w:szCs w:val="20"/>
         </w:rPr>
-        <w:t xml:space="preserve">Our detector ranks cells well inside a column and poorly across columns. Scoring only the corrupted column of Adult gives PR-AUC 0.6873; scoring all fifteen gives 0.0123; zeroing the fourteen clean columns returns exactly 0.6873. The equality shows the loss is displacement, not dilution — rare but correct values in other columns outrank genuine errors.</w:t>
-      </w:r>
-    </w:p>
+        <w:t xml:space="preserve">The argument for calibration is only worth making if calibrated probabilities select different and better actions than raw confidence. We test this directly by driving the identical cost rule with raw confidence in place of the calibrated p, holding the detector, the candidates, q and the costs fixed, so any difference is attributable to calibration alone.</w:t>
+      </w:r>
+    </w:p>
+    <w:p>
+      <w:pPr>
+        <w:spacing w:after="60" w:before="80"/>
+        <w:jc w:val="center"/>
+      </w:pPr>
+      <w:r>
+        <w:rPr>
+          <w:rFonts w:ascii="Times New Roman" w:cs="Times New Roman" w:eastAsia="Times New Roman" w:hAnsi="Times New Roman"/>
+          <w:sz w:val="16"/>
+          <w:szCs w:val="16"/>
+        </w:rPr>
+        <w:t xml:space="preserve">TABLE II.	CALIBRATED AGAINST RAW CONFIDENCE, 75 COST CONFIGURATIONS</w:t>
+      </w:r>
+    </w:p>
+    <w:tbl>
+      <w:tblPr>
+        <w:tblW w:type="dxa" w:w="4200"/>
+        <w:tblBorders>
+          <w:top w:val="single" w:sz="4"/>
+          <w:left w:val="none"/>
+          <w:bottom w:val="single" w:sz="4"/>
+          <w:right w:val="none"/>
+          <w:insideH w:val="single" w:sz="2"/>
+          <w:insideV w:val="none"/>
+        </w:tblBorders>
+      </w:tblPr>
+      <w:tblGrid>
+        <w:gridCol w:w="2600"/>
+        <w:gridCol w:w="1600"/>
+      </w:tblGrid>
+      <w:tr>
+        <w:trPr>
+          <w:tblHeader/>
+        </w:trPr>
+        <w:tc>
+          <w:tcPr>
+            <w:tcW w:type="dxa" w:w="2600"/>
+            <w:shd w:fill="E8E8E8" w:val="clear"/>
+            <w:tcMar>
+              <w:top w:type="dxa" w:w="20"/>
+              <w:left w:type="dxa" w:w="50"/>
+              <w:bottom w:type="dxa" w:w="20"/>
+              <w:right w:type="dxa" w:w="50"/>
+            </w:tcMar>
+          </w:tcPr>
+          <w:p>
+            <w:pPr>
+              <w:spacing w:after="0"/>
+              <w:jc w:val="left"/>
+            </w:pPr>
+            <w:r>
+              <w:rPr>
+                <w:rFonts w:ascii="Times New Roman" w:cs="Times New Roman" w:eastAsia="Times New Roman" w:hAnsi="Times New Roman"/>
+                <w:b/>
+                <w:bCs/>
+                <w:sz w:val="15"/>
+                <w:szCs w:val="15"/>
+              </w:rPr>
+              <w:t xml:space="preserve">Outcome</w:t>
+            </w:r>
+          </w:p>
+        </w:tc>
+        <w:tc>
+          <w:tcPr>
+            <w:tcW w:type="dxa" w:w="1600"/>
+            <w:shd w:fill="E8E8E8" w:val="clear"/>
+            <w:tcMar>
+              <w:top w:type="dxa" w:w="20"/>
+              <w:left w:type="dxa" w:w="50"/>
+              <w:bottom w:type="dxa" w:w="20"/>
+              <w:right w:type="dxa" w:w="50"/>
+            </w:tcMar>
+          </w:tcPr>
+          <w:p>
+            <w:pPr>
+              <w:spacing w:after="0"/>
+              <w:jc w:val="right"/>
+            </w:pPr>
+            <w:r>
+              <w:rPr>
+                <w:rFonts w:ascii="Times New Roman" w:cs="Times New Roman" w:eastAsia="Times New Roman" w:hAnsi="Times New Roman"/>
+                <w:b/>
+                <w:bCs/>
+                <w:sz w:val="15"/>
+                <w:szCs w:val="15"/>
+              </w:rPr>
+              <w:t xml:space="preserve">Configurations</w:t>
+            </w:r>
+          </w:p>
+        </w:tc>
+      </w:tr>
+      <w:tr>
+        <w:tc>
+          <w:tcPr>
+            <w:tcW w:type="dxa" w:w="2600"/>
+            <w:tcMar>
+              <w:top w:type="dxa" w:w="20"/>
+              <w:left w:type="dxa" w:w="50"/>
+              <w:bottom w:type="dxa" w:w="20"/>
+              <w:right w:type="dxa" w:w="50"/>
+            </w:tcMar>
+          </w:tcPr>
+          <w:p>
+            <w:pPr>
+              <w:spacing w:after="0"/>
+              <w:jc w:val="left"/>
+            </w:pPr>
+            <w:r>
+              <w:rPr>
+                <w:rFonts w:ascii="Times New Roman" w:cs="Times New Roman" w:eastAsia="Times New Roman" w:hAnsi="Times New Roman"/>
+                <w:b w:val="false"/>
+                <w:bCs w:val="false"/>
+                <w:sz w:val="15"/>
+                <w:szCs w:val="15"/>
+              </w:rPr>
+              <w:t xml:space="preserve">Calibrated strictly better</w:t>
+            </w:r>
+          </w:p>
+        </w:tc>
+        <w:tc>
+          <w:tcPr>
+            <w:tcW w:type="dxa" w:w="1600"/>
+            <w:tcMar>
+              <w:top w:type="dxa" w:w="20"/>
+              <w:left w:type="dxa" w:w="50"/>
+              <w:bottom w:type="dxa" w:w="20"/>
+              <w:right w:type="dxa" w:w="50"/>
+            </w:tcMar>
+          </w:tcPr>
+          <w:p>
+            <w:pPr>
+              <w:spacing w:after="0"/>
+              <w:jc w:val="right"/>
+            </w:pPr>
+            <w:r>
+              <w:rPr>
+                <w:rFonts w:ascii="Times New Roman" w:cs="Times New Roman" w:eastAsia="Times New Roman" w:hAnsi="Times New Roman"/>
+                <w:b w:val="false"/>
+                <w:bCs w:val="false"/>
+                <w:sz w:val="15"/>
+                <w:szCs w:val="15"/>
+              </w:rPr>
+              <w:t xml:space="preserve">29/75</w:t>
+            </w:r>
+          </w:p>
+        </w:tc>
+      </w:tr>
+      <w:tr>
+        <w:tc>
+          <w:tcPr>
+            <w:tcW w:type="dxa" w:w="2600"/>
+            <w:tcMar>
+              <w:top w:type="dxa" w:w="20"/>
+              <w:left w:type="dxa" w:w="50"/>
+              <w:bottom w:type="dxa" w:w="20"/>
+              <w:right w:type="dxa" w:w="50"/>
+            </w:tcMar>
+          </w:tcPr>
+          <w:p>
+            <w:pPr>
+              <w:spacing w:after="0"/>
+              <w:jc w:val="left"/>
+            </w:pPr>
+            <w:r>
+              <w:rPr>
+                <w:rFonts w:ascii="Times New Roman" w:cs="Times New Roman" w:eastAsia="Times New Roman" w:hAnsi="Times New Roman"/>
+                <w:b w:val="false"/>
+                <w:bCs w:val="false"/>
+                <w:sz w:val="15"/>
+                <w:szCs w:val="15"/>
+              </w:rPr>
+              <w:t xml:space="preserve">Raw confidence strictly better</w:t>
+            </w:r>
+          </w:p>
+        </w:tc>
+        <w:tc>
+          <w:tcPr>
+            <w:tcW w:type="dxa" w:w="1600"/>
+            <w:tcMar>
+              <w:top w:type="dxa" w:w="20"/>
+              <w:left w:type="dxa" w:w="50"/>
+              <w:bottom w:type="dxa" w:w="20"/>
+              <w:right w:type="dxa" w:w="50"/>
+            </w:tcMar>
+          </w:tcPr>
+          <w:p>
+            <w:pPr>
+              <w:spacing w:after="0"/>
+              <w:jc w:val="right"/>
+            </w:pPr>
+            <w:r>
+              <w:rPr>
+                <w:rFonts w:ascii="Times New Roman" w:cs="Times New Roman" w:eastAsia="Times New Roman" w:hAnsi="Times New Roman"/>
+                <w:b w:val="false"/>
+                <w:bCs w:val="false"/>
+                <w:sz w:val="15"/>
+                <w:szCs w:val="15"/>
+              </w:rPr>
+              <w:t xml:space="preserve">0/75</w:t>
+            </w:r>
+          </w:p>
+        </w:tc>
+      </w:tr>
+      <w:tr>
+        <w:tc>
+          <w:tcPr>
+            <w:tcW w:type="dxa" w:w="2600"/>
+            <w:tcMar>
+              <w:top w:type="dxa" w:w="20"/>
+              <w:left w:type="dxa" w:w="50"/>
+              <w:bottom w:type="dxa" w:w="20"/>
+              <w:right w:type="dxa" w:w="50"/>
+            </w:tcMar>
+          </w:tcPr>
+          <w:p>
+            <w:pPr>
+              <w:spacing w:after="0"/>
+              <w:jc w:val="left"/>
+            </w:pPr>
+            <w:r>
+              <w:rPr>
+                <w:rFonts w:ascii="Times New Roman" w:cs="Times New Roman" w:eastAsia="Times New Roman" w:hAnsi="Times New Roman"/>
+                <w:b w:val="false"/>
+                <w:bCs w:val="false"/>
+                <w:sz w:val="15"/>
+                <w:szCs w:val="15"/>
+              </w:rPr>
+              <w:t xml:space="preserve">Identical decisions</w:t>
+            </w:r>
+          </w:p>
+        </w:tc>
+        <w:tc>
+          <w:tcPr>
+            <w:tcW w:type="dxa" w:w="1600"/>
+            <w:tcMar>
+              <w:top w:type="dxa" w:w="20"/>
+              <w:left w:type="dxa" w:w="50"/>
+              <w:bottom w:type="dxa" w:w="20"/>
+              <w:right w:type="dxa" w:w="50"/>
+            </w:tcMar>
+          </w:tcPr>
+          <w:p>
+            <w:pPr>
+              <w:spacing w:after="0"/>
+              <w:jc w:val="right"/>
+            </w:pPr>
+            <w:r>
+              <w:rPr>
+                <w:rFonts w:ascii="Times New Roman" w:cs="Times New Roman" w:eastAsia="Times New Roman" w:hAnsi="Times New Roman"/>
+                <w:b w:val="false"/>
+                <w:bCs w:val="false"/>
+                <w:sz w:val="15"/>
+                <w:szCs w:val="15"/>
+              </w:rPr>
+              <w:t xml:space="preserve">46/75</w:t>
+            </w:r>
+          </w:p>
+        </w:tc>
+      </w:tr>
+    </w:tbl>
     <w:p>
       <w:pPr>
         <w:spacing w:after="0" w:line="240"/>
@@ -1726,7 +2275,52 @@
           <w:sz w:val="20"/>
           <w:szCs w:val="20"/>
         </w:rPr>
-        <w:t xml:space="preserve">We built five mechanisms to select the corrupted column, each pre-registered with conditions that could falsify it, and each was refuted. Table II records what each one measured instead.</w:t>
+        <w:t xml:space="preserve">Calibration never produces a worse outcome and produces a strictly better one in 29 of 75 configurations, saving a mean of 183.0 harm units and up to 3,188. The benefit is therefore real but concentrated: in 46 configurations the two agree exactly, because the cost comparison there is decided by quantities the calibration map preserves. On Breast Cancer, where calibration moves probabilities most, the uncalibrated policy is best in none of its 25 configurations against the calibrated policy's 24.</w:t>
+      </w:r>
+    </w:p>
+    <w:p>
+      <w:pPr>
+        <w:spacing w:after="60" w:before="120"/>
+      </w:pPr>
+      <w:r>
+        <w:rPr>
+          <w:rFonts w:ascii="Times New Roman" w:cs="Times New Roman" w:eastAsia="Times New Roman" w:hAnsi="Times New Roman"/>
+          <w:i/>
+          <w:iCs/>
+          <w:sz w:val="20"/>
+          <w:szCs w:val="20"/>
+        </w:rPr>
+        <w:t xml:space="preserve">C. A measured boundary of detection</w:t>
+      </w:r>
+    </w:p>
+    <w:p>
+      <w:pPr>
+        <w:spacing w:after="0" w:line="240"/>
+        <w:ind w:firstLine="0"/>
+        <w:jc w:val="both"/>
+      </w:pPr>
+      <w:r>
+        <w:rPr>
+          <w:rFonts w:ascii="Times New Roman" w:cs="Times New Roman" w:eastAsia="Times New Roman" w:hAnsi="Times New Roman"/>
+          <w:sz w:val="20"/>
+          <w:szCs w:val="20"/>
+        </w:rPr>
+        <w:t xml:space="preserve">Our detector ranks cells well inside a column and poorly across columns. Scoring only the corrupted column of Adult gives PR-AUC 0.6873; scoring all fifteen gives 0.0123; zeroing the fourteen clean columns returns exactly 0.6873. The equality shows the loss is displacement, not dilution — rare but correct values in other columns outrank genuine errors.</w:t>
+      </w:r>
+    </w:p>
+    <w:p>
+      <w:pPr>
+        <w:spacing w:after="0" w:line="240"/>
+        <w:ind w:firstLine="200"/>
+        <w:jc w:val="both"/>
+      </w:pPr>
+      <w:r>
+        <w:rPr>
+          <w:rFonts w:ascii="Times New Roman" w:cs="Times New Roman" w:eastAsia="Times New Roman" w:hAnsi="Times New Roman"/>
+          <w:sz w:val="20"/>
+          <w:szCs w:val="20"/>
+        </w:rPr>
+        <w:t xml:space="preserve">We built five mechanisms to select the corrupted column, each pre-registered with conditions that could falsify it, and each was refuted. Table III records what each one measured instead.</w:t>
       </w:r>
     </w:p>
     <w:p>
@@ -1740,7 +2334,7 @@
           <w:sz w:val="16"/>
           <w:szCs w:val="16"/>
         </w:rPr>
-        <w:t xml:space="preserve">TABLE II.	REFUTED MECHANISMS AND THE QUANTITY EACH ABSORBED</w:t>
+        <w:t xml:space="preserve">TABLE III.	REFUTED MECHANISMS AND THE QUANTITY EACH ABSORBED</w:t>
       </w:r>
     </w:p>
     <w:tbl>
@@ -2143,7 +2737,7 @@
           <w:sz w:val="20"/>
           <w:szCs w:val="20"/>
         </w:rPr>
-        <w:t xml:space="preserve">C. Targeted text fallback</w:t>
+        <w:t xml:space="preserve">D. Targeted text fallback</w:t>
       </w:r>
     </w:p>
     <w:p>
@@ -2172,7 +2766,7 @@
           <w:sz w:val="16"/>
           <w:szCs w:val="16"/>
         </w:rPr>
-        <w:t xml:space="preserve">TABLE III.	WHOLE-TABLE PR-AUC, CONDITIONAL MODEL ALONE AND WITH FALLBACK</w:t>
+        <w:t xml:space="preserve">TABLE IV.	WHOLE-TABLE PR-AUC WITH 95% BOOTSTRAP CI, BASE AND WITH FALLBACK</w:t>
       </w:r>
     </w:p>
     <w:tbl>
@@ -2807,7 +3401,7 @@
           <w:sz w:val="20"/>
           <w:szCs w:val="20"/>
         </w:rPr>
-        <w:t xml:space="preserve">D. Comparison with a published system, and the leakage ablation</w:t>
+        <w:t xml:space="preserve">E. What the detector depends on</w:t>
       </w:r>
     </w:p>
     <w:p>
@@ -2828,7 +3422,7 @@
     <w:p>
       <w:pPr>
         <w:spacing w:after="0" w:line="240"/>
-        <w:ind w:firstLine="200"/>
+        <w:ind w:firstLine="0"/>
         <w:jc w:val="both"/>
       </w:pPr>
       <w:r>
@@ -2837,462 +3431,24 @@
           <w:sz w:val="20"/>
           <w:szCs w:val="20"/>
         </w:rPr>
-        <w:t xml:space="preserve">Against Raha at an equal 20-label budget, with failed label draws scored as failures rather than discarded, we win one dataset of four (Table IV). We therefore do not claim a competitive detector.</w:t>
-      </w:r>
-    </w:p>
-    <w:p>
-      <w:pPr>
-        <w:spacing w:after="60" w:before="80"/>
+        <w:t xml:space="preserve">We therefore make no claim about competitive detection accuracy. The detector exists to supply the decision layer with a calibrated probability, and the evidence in this paper concerns the decisions rather than the ranking.</w:t>
+      </w:r>
+    </w:p>
+    <w:p>
+      <w:pPr>
+        <w:spacing w:after="90" w:before="180"/>
         <w:jc w:val="center"/>
       </w:pPr>
       <w:r>
         <w:rPr>
           <w:rFonts w:ascii="Times New Roman" w:cs="Times New Roman" w:eastAsia="Times New Roman" w:hAnsi="Times New Roman"/>
-          <w:sz w:val="16"/>
-          <w:szCs w:val="16"/>
-        </w:rPr>
-        <w:t xml:space="preserve">TABLE IV.	F1 AT AN EQUAL 20-LABEL BUDGET</w:t>
-      </w:r>
-    </w:p>
-    <w:tbl>
-      <w:tblPr>
-        <w:tblW w:type="dxa" w:w="4400"/>
-        <w:tblBorders>
-          <w:top w:val="single" w:sz="4"/>
-          <w:left w:val="none"/>
-          <w:bottom w:val="single" w:sz="4"/>
-          <w:right w:val="none"/>
-          <w:insideH w:val="single" w:sz="2"/>
-          <w:insideV w:val="none"/>
-        </w:tblBorders>
-      </w:tblPr>
-      <w:tblGrid>
-        <w:gridCol w:w="1800"/>
-        <w:gridCol w:w="1300"/>
-        <w:gridCol w:w="1300"/>
-      </w:tblGrid>
-      <w:tr>
-        <w:trPr>
-          <w:tblHeader/>
-        </w:trPr>
-        <w:tc>
-          <w:tcPr>
-            <w:tcW w:type="dxa" w:w="1800"/>
-            <w:shd w:fill="E8E8E8" w:val="clear"/>
-            <w:tcMar>
-              <w:top w:type="dxa" w:w="20"/>
-              <w:left w:type="dxa" w:w="50"/>
-              <w:bottom w:type="dxa" w:w="20"/>
-              <w:right w:type="dxa" w:w="50"/>
-            </w:tcMar>
-          </w:tcPr>
-          <w:p>
-            <w:pPr>
-              <w:spacing w:after="0"/>
-              <w:jc w:val="left"/>
-            </w:pPr>
-            <w:r>
-              <w:rPr>
-                <w:rFonts w:ascii="Times New Roman" w:cs="Times New Roman" w:eastAsia="Times New Roman" w:hAnsi="Times New Roman"/>
-                <w:b/>
-                <w:bCs/>
-                <w:sz w:val="15"/>
-                <w:szCs w:val="15"/>
-              </w:rPr>
-              <w:t xml:space="preserve">Dataset</w:t>
-            </w:r>
-          </w:p>
-        </w:tc>
-        <w:tc>
-          <w:tcPr>
-            <w:tcW w:type="dxa" w:w="1300"/>
-            <w:shd w:fill="E8E8E8" w:val="clear"/>
-            <w:tcMar>
-              <w:top w:type="dxa" w:w="20"/>
-              <w:left w:type="dxa" w:w="50"/>
-              <w:bottom w:type="dxa" w:w="20"/>
-              <w:right w:type="dxa" w:w="50"/>
-            </w:tcMar>
-          </w:tcPr>
-          <w:p>
-            <w:pPr>
-              <w:spacing w:after="0"/>
-              <w:jc w:val="right"/>
-            </w:pPr>
-            <w:r>
-              <w:rPr>
-                <w:rFonts w:ascii="Times New Roman" w:cs="Times New Roman" w:eastAsia="Times New Roman" w:hAnsi="Times New Roman"/>
-                <w:b/>
-                <w:bCs/>
-                <w:sz w:val="15"/>
-                <w:szCs w:val="15"/>
-              </w:rPr>
-              <w:t xml:space="preserve">Ours</w:t>
-            </w:r>
-          </w:p>
-        </w:tc>
-        <w:tc>
-          <w:tcPr>
-            <w:tcW w:type="dxa" w:w="1300"/>
-            <w:shd w:fill="E8E8E8" w:val="clear"/>
-            <w:tcMar>
-              <w:top w:type="dxa" w:w="20"/>
-              <w:left w:type="dxa" w:w="50"/>
-              <w:bottom w:type="dxa" w:w="20"/>
-              <w:right w:type="dxa" w:w="50"/>
-            </w:tcMar>
-          </w:tcPr>
-          <w:p>
-            <w:pPr>
-              <w:spacing w:after="0"/>
-              <w:jc w:val="right"/>
-            </w:pPr>
-            <w:r>
-              <w:rPr>
-                <w:rFonts w:ascii="Times New Roman" w:cs="Times New Roman" w:eastAsia="Times New Roman" w:hAnsi="Times New Roman"/>
-                <w:b/>
-                <w:bCs/>
-                <w:sz w:val="15"/>
-                <w:szCs w:val="15"/>
-              </w:rPr>
-              <w:t xml:space="preserve">Raha</w:t>
-            </w:r>
-          </w:p>
-        </w:tc>
-      </w:tr>
-      <w:tr>
-        <w:tc>
-          <w:tcPr>
-            <w:tcW w:type="dxa" w:w="1800"/>
-            <w:tcMar>
-              <w:top w:type="dxa" w:w="20"/>
-              <w:left w:type="dxa" w:w="50"/>
-              <w:bottom w:type="dxa" w:w="20"/>
-              <w:right w:type="dxa" w:w="50"/>
-            </w:tcMar>
-          </w:tcPr>
-          <w:p>
-            <w:pPr>
-              <w:spacing w:after="0"/>
-              <w:jc w:val="left"/>
-            </w:pPr>
-            <w:r>
-              <w:rPr>
-                <w:rFonts w:ascii="Times New Roman" w:cs="Times New Roman" w:eastAsia="Times New Roman" w:hAnsi="Times New Roman"/>
-                <w:b w:val="false"/>
-                <w:bCs w:val="false"/>
-                <w:sz w:val="15"/>
-                <w:szCs w:val="15"/>
-              </w:rPr>
-              <w:t xml:space="preserve">Breast Cancer</w:t>
-            </w:r>
-          </w:p>
-        </w:tc>
-        <w:tc>
-          <w:tcPr>
-            <w:tcW w:type="dxa" w:w="1300"/>
-            <w:tcMar>
-              <w:top w:type="dxa" w:w="20"/>
-              <w:left w:type="dxa" w:w="50"/>
-              <w:bottom w:type="dxa" w:w="20"/>
-              <w:right w:type="dxa" w:w="50"/>
-            </w:tcMar>
-          </w:tcPr>
-          <w:p>
-            <w:pPr>
-              <w:spacing w:after="0"/>
-              <w:jc w:val="right"/>
-            </w:pPr>
-            <w:r>
-              <w:rPr>
-                <w:rFonts w:ascii="Times New Roman" w:cs="Times New Roman" w:eastAsia="Times New Roman" w:hAnsi="Times New Roman"/>
-                <w:b w:val="false"/>
-                <w:bCs w:val="false"/>
-                <w:sz w:val="15"/>
-                <w:szCs w:val="15"/>
-              </w:rPr>
-              <w:t xml:space="preserve">0.3934</w:t>
-            </w:r>
-          </w:p>
-        </w:tc>
-        <w:tc>
-          <w:tcPr>
-            <w:tcW w:type="dxa" w:w="1300"/>
-            <w:tcMar>
-              <w:top w:type="dxa" w:w="20"/>
-              <w:left w:type="dxa" w:w="50"/>
-              <w:bottom w:type="dxa" w:w="20"/>
-              <w:right w:type="dxa" w:w="50"/>
-            </w:tcMar>
-          </w:tcPr>
-          <w:p>
-            <w:pPr>
-              <w:spacing w:after="0"/>
-              <w:jc w:val="right"/>
-            </w:pPr>
-            <w:r>
-              <w:rPr>
-                <w:rFonts w:ascii="Times New Roman" w:cs="Times New Roman" w:eastAsia="Times New Roman" w:hAnsi="Times New Roman"/>
-                <w:b w:val="false"/>
-                <w:bCs w:val="false"/>
-                <w:sz w:val="15"/>
-                <w:szCs w:val="15"/>
-              </w:rPr>
-              <w:t xml:space="preserve">0.0404</w:t>
-            </w:r>
-          </w:p>
-        </w:tc>
-      </w:tr>
-      <w:tr>
-        <w:tc>
-          <w:tcPr>
-            <w:tcW w:type="dxa" w:w="1800"/>
-            <w:tcMar>
-              <w:top w:type="dxa" w:w="20"/>
-              <w:left w:type="dxa" w:w="50"/>
-              <w:bottom w:type="dxa" w:w="20"/>
-              <w:right w:type="dxa" w:w="50"/>
-            </w:tcMar>
-          </w:tcPr>
-          <w:p>
-            <w:pPr>
-              <w:spacing w:after="0"/>
-              <w:jc w:val="left"/>
-            </w:pPr>
-            <w:r>
-              <w:rPr>
-                <w:rFonts w:ascii="Times New Roman" w:cs="Times New Roman" w:eastAsia="Times New Roman" w:hAnsi="Times New Roman"/>
-                <w:b w:val="false"/>
-                <w:bCs w:val="false"/>
-                <w:sz w:val="15"/>
-                <w:szCs w:val="15"/>
-              </w:rPr>
-              <w:t xml:space="preserve">Hospital</w:t>
-            </w:r>
-          </w:p>
-        </w:tc>
-        <w:tc>
-          <w:tcPr>
-            <w:tcW w:type="dxa" w:w="1300"/>
-            <w:tcMar>
-              <w:top w:type="dxa" w:w="20"/>
-              <w:left w:type="dxa" w:w="50"/>
-              <w:bottom w:type="dxa" w:w="20"/>
-              <w:right w:type="dxa" w:w="50"/>
-            </w:tcMar>
-          </w:tcPr>
-          <w:p>
-            <w:pPr>
-              <w:spacing w:after="0"/>
-              <w:jc w:val="right"/>
-            </w:pPr>
-            <w:r>
-              <w:rPr>
-                <w:rFonts w:ascii="Times New Roman" w:cs="Times New Roman" w:eastAsia="Times New Roman" w:hAnsi="Times New Roman"/>
-                <w:b w:val="false"/>
-                <w:bCs w:val="false"/>
-                <w:sz w:val="15"/>
-                <w:szCs w:val="15"/>
-              </w:rPr>
-              <w:t xml:space="preserve">0.3679</w:t>
-            </w:r>
-          </w:p>
-        </w:tc>
-        <w:tc>
-          <w:tcPr>
-            <w:tcW w:type="dxa" w:w="1300"/>
-            <w:tcMar>
-              <w:top w:type="dxa" w:w="20"/>
-              <w:left w:type="dxa" w:w="50"/>
-              <w:bottom w:type="dxa" w:w="20"/>
-              <w:right w:type="dxa" w:w="50"/>
-            </w:tcMar>
-          </w:tcPr>
-          <w:p>
-            <w:pPr>
-              <w:spacing w:after="0"/>
-              <w:jc w:val="right"/>
-            </w:pPr>
-            <w:r>
-              <w:rPr>
-                <w:rFonts w:ascii="Times New Roman" w:cs="Times New Roman" w:eastAsia="Times New Roman" w:hAnsi="Times New Roman"/>
-                <w:b w:val="false"/>
-                <w:bCs w:val="false"/>
-                <w:sz w:val="15"/>
-                <w:szCs w:val="15"/>
-              </w:rPr>
-              <w:t xml:space="preserve">0.4000</w:t>
-            </w:r>
-          </w:p>
-        </w:tc>
-      </w:tr>
-      <w:tr>
-        <w:tc>
-          <w:tcPr>
-            <w:tcW w:type="dxa" w:w="1800"/>
-            <w:tcMar>
-              <w:top w:type="dxa" w:w="20"/>
-              <w:left w:type="dxa" w:w="50"/>
-              <w:bottom w:type="dxa" w:w="20"/>
-              <w:right w:type="dxa" w:w="50"/>
-            </w:tcMar>
-          </w:tcPr>
-          <w:p>
-            <w:pPr>
-              <w:spacing w:after="0"/>
-              <w:jc w:val="left"/>
-            </w:pPr>
-            <w:r>
-              <w:rPr>
-                <w:rFonts w:ascii="Times New Roman" w:cs="Times New Roman" w:eastAsia="Times New Roman" w:hAnsi="Times New Roman"/>
-                <w:b w:val="false"/>
-                <w:bCs w:val="false"/>
-                <w:sz w:val="15"/>
-                <w:szCs w:val="15"/>
-              </w:rPr>
-              <w:t xml:space="preserve">Beers</w:t>
-            </w:r>
-          </w:p>
-        </w:tc>
-        <w:tc>
-          <w:tcPr>
-            <w:tcW w:type="dxa" w:w="1300"/>
-            <w:tcMar>
-              <w:top w:type="dxa" w:w="20"/>
-              <w:left w:type="dxa" w:w="50"/>
-              <w:bottom w:type="dxa" w:w="20"/>
-              <w:right w:type="dxa" w:w="50"/>
-            </w:tcMar>
-          </w:tcPr>
-          <w:p>
-            <w:pPr>
-              <w:spacing w:after="0"/>
-              <w:jc w:val="right"/>
-            </w:pPr>
-            <w:r>
-              <w:rPr>
-                <w:rFonts w:ascii="Times New Roman" w:cs="Times New Roman" w:eastAsia="Times New Roman" w:hAnsi="Times New Roman"/>
-                <w:b w:val="false"/>
-                <w:bCs w:val="false"/>
-                <w:sz w:val="15"/>
-                <w:szCs w:val="15"/>
-              </w:rPr>
-              <w:t xml:space="preserve">0.5001</w:t>
-            </w:r>
-          </w:p>
-        </w:tc>
-        <w:tc>
-          <w:tcPr>
-            <w:tcW w:type="dxa" w:w="1300"/>
-            <w:tcMar>
-              <w:top w:type="dxa" w:w="20"/>
-              <w:left w:type="dxa" w:w="50"/>
-              <w:bottom w:type="dxa" w:w="20"/>
-              <w:right w:type="dxa" w:w="50"/>
-            </w:tcMar>
-          </w:tcPr>
-          <w:p>
-            <w:pPr>
-              <w:spacing w:after="0"/>
-              <w:jc w:val="right"/>
-            </w:pPr>
-            <w:r>
-              <w:rPr>
-                <w:rFonts w:ascii="Times New Roman" w:cs="Times New Roman" w:eastAsia="Times New Roman" w:hAnsi="Times New Roman"/>
-                <w:b w:val="false"/>
-                <w:bCs w:val="false"/>
-                <w:sz w:val="15"/>
-                <w:szCs w:val="15"/>
-              </w:rPr>
-              <w:t xml:space="preserve">0.7988</w:t>
-            </w:r>
-          </w:p>
-        </w:tc>
-      </w:tr>
-      <w:tr>
-        <w:tc>
-          <w:tcPr>
-            <w:tcW w:type="dxa" w:w="1800"/>
-            <w:tcMar>
-              <w:top w:type="dxa" w:w="20"/>
-              <w:left w:type="dxa" w:w="50"/>
-              <w:bottom w:type="dxa" w:w="20"/>
-              <w:right w:type="dxa" w:w="50"/>
-            </w:tcMar>
-          </w:tcPr>
-          <w:p>
-            <w:pPr>
-              <w:spacing w:after="0"/>
-              <w:jc w:val="left"/>
-            </w:pPr>
-            <w:r>
-              <w:rPr>
-                <w:rFonts w:ascii="Times New Roman" w:cs="Times New Roman" w:eastAsia="Times New Roman" w:hAnsi="Times New Roman"/>
-                <w:b w:val="false"/>
-                <w:bCs w:val="false"/>
-                <w:sz w:val="15"/>
-                <w:szCs w:val="15"/>
-              </w:rPr>
-              <w:t xml:space="preserve">Rayyan</w:t>
-            </w:r>
-          </w:p>
-        </w:tc>
-        <w:tc>
-          <w:tcPr>
-            <w:tcW w:type="dxa" w:w="1300"/>
-            <w:tcMar>
-              <w:top w:type="dxa" w:w="20"/>
-              <w:left w:type="dxa" w:w="50"/>
-              <w:bottom w:type="dxa" w:w="20"/>
-              <w:right w:type="dxa" w:w="50"/>
-            </w:tcMar>
-          </w:tcPr>
-          <w:p>
-            <w:pPr>
-              <w:spacing w:after="0"/>
-              <w:jc w:val="right"/>
-            </w:pPr>
-            <w:r>
-              <w:rPr>
-                <w:rFonts w:ascii="Times New Roman" w:cs="Times New Roman" w:eastAsia="Times New Roman" w:hAnsi="Times New Roman"/>
-                <w:b w:val="false"/>
-                <w:bCs w:val="false"/>
-                <w:sz w:val="15"/>
-                <w:szCs w:val="15"/>
-              </w:rPr>
-              <w:t xml:space="preserve">0.1079</w:t>
-            </w:r>
-          </w:p>
-        </w:tc>
-        <w:tc>
-          <w:tcPr>
-            <w:tcW w:type="dxa" w:w="1300"/>
-            <w:tcMar>
-              <w:top w:type="dxa" w:w="20"/>
-              <w:left w:type="dxa" w:w="50"/>
-              <w:bottom w:type="dxa" w:w="20"/>
-              <w:right w:type="dxa" w:w="50"/>
-            </w:tcMar>
-          </w:tcPr>
-          <w:p>
-            <w:pPr>
-              <w:spacing w:after="0"/>
-              <w:jc w:val="right"/>
-            </w:pPr>
-            <w:r>
-              <w:rPr>
-                <w:rFonts w:ascii="Times New Roman" w:cs="Times New Roman" w:eastAsia="Times New Roman" w:hAnsi="Times New Roman"/>
-                <w:b w:val="false"/>
-                <w:bCs w:val="false"/>
-                <w:sz w:val="15"/>
-                <w:szCs w:val="15"/>
-              </w:rPr>
-              <w:t xml:space="preserve">0.6457</w:t>
-            </w:r>
-          </w:p>
-        </w:tc>
-      </w:tr>
-    </w:tbl>
+          <w:caps/>
+          <w:sz w:val="20"/>
+          <w:szCs w:val="20"/>
+        </w:rPr>
+        <w:t xml:space="preserve">VI. Limitations</w:t>
+      </w:r>
+    </w:p>
     <w:p>
       <w:pPr>
         <w:spacing w:after="0" w:line="240"/>
@@ -3305,37 +3461,7 @@
           <w:sz w:val="20"/>
           <w:szCs w:val="20"/>
         </w:rPr>
-        <w:t xml:space="preserve">The Hospital loss is of a different kind from the other two. Our oracle-threshold F1 there is 0.5054, above Raha's 0.4000, so the detector is good enough and the budget is insufficient to locate the threshold. Allocating those twenty labels across score strata rather than uniformly raises F1 from 0.2014 to 0.3679. On Beers and Rayyan, Raha is better even than our oracle threshold, which is a genuine detection deficit.</w:t>
-      </w:r>
-    </w:p>
-    <w:p>
-      <w:pPr>
-        <w:spacing w:after="90" w:before="180"/>
-        <w:jc w:val="center"/>
-      </w:pPr>
-      <w:r>
-        <w:rPr>
-          <w:rFonts w:ascii="Times New Roman" w:cs="Times New Roman" w:eastAsia="Times New Roman" w:hAnsi="Times New Roman"/>
-          <w:caps/>
-          <w:sz w:val="20"/>
-          <w:szCs w:val="20"/>
-        </w:rPr>
-        <w:t xml:space="preserve">VI. Limitations</w:t>
-      </w:r>
-    </w:p>
-    <w:p>
-      <w:pPr>
-        <w:spacing w:after="0" w:line="240"/>
-        <w:ind w:firstLine="0"/>
-        <w:jc w:val="both"/>
-      </w:pPr>
-      <w:r>
-        <w:rPr>
-          <w:rFonts w:ascii="Times New Roman" w:cs="Times New Roman" w:eastAsia="Times New Roman" w:hAnsi="Times New Roman"/>
-          <w:sz w:val="20"/>
-          <w:szCs w:val="20"/>
-        </w:rPr>
-        <w:t xml:space="preserve">We state these as findings rather than caveats. The zero-regret result is relative to three datasets, five policies, one cost configuration each and this action space. On Adult the system equals doing nothing once undetected errors are priced. The detector is not competitive with Raha under equal supervision. One result is unexplained: on Rayyan the combined system improves whole-table PR-AUC by 0.0708 although the single newly covered column scores below chance, and we do not yet know why. Five of our eleven datasets are too small for independent row splits, so uncertainty there rests on cell-level bootstrap rather than resampled runs. Finally, the costs are assumptions: we show that decisions change when they change, not that any particular setting is correct.</w:t>
+        <w:t xml:space="preserve">We state these as findings rather than caveats. The policy is best or tied in 74 of 75 cost configurations, not all of them: on Breast Cancer one configuration favours always-repair. The result is relative to three datasets, seven candidate policies and this action space, and it is not a claim of optimality. On Adult the system equals doing nothing once undetected errors are priced, because its 1,701 genuine errors are never flagged and enter every policy identically. Calibration leaves 46 of 75 configurations unchanged, so its benefit is real but concentrated rather than uniform. One result is unexplained: on Rayyan the combined system improves whole-table PR-AUC by 0.0708 although the single newly covered column scores below chance, and we do not yet know why. Five of our eleven datasets are too small for independent row splits, so uncertainty there rests on a cell-level bootstrap rather than resampled runs. Finally, the costs are assumptions: we show that decisions change when they change, not that any particular setting is correct.</w:t>
       </w:r>
     </w:p>
     <w:p>
